--- a/lost_ciry.docx
+++ b/lost_ciry.docx
@@ -289,6 +289,7 @@
           <w:szCs w:val="24"/>
         </w:rPr>
         <w:sectPr>
+          <w:headerReference r:id="rId6" w:type="default"/>
           <w:pgSz w:h="16834" w:w="11909" w:orient="portrait"/>
           <w:pgMar w:bottom="1133.8582677165355" w:top="1700.7874015748032" w:left="1700.7874015748032" w:right="1133.8582677165355" w:header="720" w:footer="720"/>
           <w:pgNumType w:start="1"/>
@@ -599,178 +600,6 @@
           <w:rtl w:val="0"/>
         </w:rPr>
         <w:t xml:space="preserve">O que o sistema FAZ (Escopo Incluído):</w:t>
-      </w:r>
-    </w:p>
-    <w:p>
-      <w:pPr>
-        <w:numPr>
-          <w:ilvl w:val="0"/>
-          <w:numId w:val="1"/>
-        </w:numPr>
-        <w:spacing w:after="0" w:afterAutospacing="0" w:before="240" w:lineRule="auto"/>
-        <w:ind w:left="720" w:hanging="360"/>
-        <w:jc w:val="both"/>
-        <w:rPr>
-          <w:sz w:val="24"/>
-          <w:szCs w:val="24"/>
-          <w:u w:val="none"/>
-        </w:rPr>
-      </w:pPr>
-      <w:r>
-        <w:rPr>
-          <w:sz w:val="24"/>
-          <w:szCs w:val="24"/>
-          <w:rtl w:val="0"/>
-        </w:rPr>
-        <w:t xml:space="preserve">Autenticação de jogador (cadastro/login) e salvamento de dados do perfil na nuvem/local.</w:t>
-      </w:r>
-      <w:r>
-        <w:rPr>
-          <w:rtl w:val="0"/>
-        </w:rPr>
-      </w:r>
-    </w:p>
-    <w:p>
-      <w:pPr>
-        <w:numPr>
-          <w:ilvl w:val="0"/>
-          <w:numId w:val="1"/>
-        </w:numPr>
-        <w:spacing w:after="0" w:afterAutospacing="0" w:before="0" w:beforeAutospacing="0" w:lineRule="auto"/>
-        <w:ind w:left="720" w:hanging="360"/>
-        <w:jc w:val="both"/>
-        <w:rPr>
-          <w:sz w:val="24"/>
-          <w:szCs w:val="24"/>
-          <w:u w:val="none"/>
-        </w:rPr>
-      </w:pPr>
-      <w:r>
-        <w:rPr>
-          <w:sz w:val="24"/>
-          <w:szCs w:val="24"/>
-          <w:rtl w:val="0"/>
-        </w:rPr>
-        <w:t xml:space="preserve">Menu de configurações gerais do jogo (resolução, volume, sensibilidade de controles).</w:t>
-      </w:r>
-    </w:p>
-    <w:p>
-      <w:pPr>
-        <w:numPr>
-          <w:ilvl w:val="0"/>
-          <w:numId w:val="1"/>
-        </w:numPr>
-        <w:spacing w:after="0" w:afterAutospacing="0" w:before="0" w:beforeAutospacing="0" w:lineRule="auto"/>
-        <w:ind w:left="720" w:hanging="360"/>
-        <w:jc w:val="both"/>
-        <w:rPr>
-          <w:sz w:val="24"/>
-          <w:szCs w:val="24"/>
-          <w:u w:val="none"/>
-        </w:rPr>
-      </w:pPr>
-      <w:r>
-        <w:rPr>
-          <w:sz w:val="24"/>
-          <w:szCs w:val="24"/>
-          <w:rtl w:val="0"/>
-        </w:rPr>
-        <w:t xml:space="preserve">Sistema de movimentação e controle físico do personagem em ambiente urbano 3D/2D.</w:t>
-      </w:r>
-    </w:p>
-    <w:p>
-      <w:pPr>
-        <w:numPr>
-          <w:ilvl w:val="0"/>
-          <w:numId w:val="1"/>
-        </w:numPr>
-        <w:spacing w:after="0" w:afterAutospacing="0" w:before="0" w:beforeAutospacing="0" w:lineRule="auto"/>
-        <w:ind w:left="720" w:hanging="360"/>
-        <w:jc w:val="both"/>
-        <w:rPr>
-          <w:sz w:val="24"/>
-          <w:szCs w:val="24"/>
-          <w:u w:val="none"/>
-        </w:rPr>
-      </w:pPr>
-      <w:r>
-        <w:rPr>
-          <w:sz w:val="24"/>
-          <w:szCs w:val="24"/>
-          <w:rtl w:val="0"/>
-        </w:rPr>
-        <w:t xml:space="preserve">Módulo de coleta de recursos e gestão de inventário dinâmico com limite de carga.</w:t>
-      </w:r>
-    </w:p>
-    <w:p>
-      <w:pPr>
-        <w:numPr>
-          <w:ilvl w:val="0"/>
-          <w:numId w:val="1"/>
-        </w:numPr>
-        <w:spacing w:after="0" w:afterAutospacing="0" w:before="0" w:beforeAutospacing="0" w:lineRule="auto"/>
-        <w:ind w:left="720" w:hanging="360"/>
-        <w:jc w:val="both"/>
-        <w:rPr>
-          <w:sz w:val="24"/>
-          <w:szCs w:val="24"/>
-          <w:u w:val="none"/>
-        </w:rPr>
-      </w:pPr>
-      <w:r>
-        <w:rPr>
-          <w:sz w:val="24"/>
-          <w:szCs w:val="24"/>
-          <w:rtl w:val="0"/>
-        </w:rPr>
-        <w:t xml:space="preserve">HUD/UI do jogador exibindo medidores de vida, status de fome/sede e contagem de tempo/dias  de jogo.</w:t>
-      </w:r>
-    </w:p>
-    <w:p>
-      <w:pPr>
-        <w:numPr>
-          <w:ilvl w:val="0"/>
-          <w:numId w:val="1"/>
-        </w:numPr>
-        <w:spacing w:after="240" w:before="0" w:beforeAutospacing="0" w:lineRule="auto"/>
-        <w:ind w:left="720" w:hanging="360"/>
-        <w:jc w:val="both"/>
-        <w:rPr>
-          <w:sz w:val="24"/>
-          <w:szCs w:val="24"/>
-          <w:u w:val="none"/>
-        </w:rPr>
-      </w:pPr>
-      <w:r>
-        <w:rPr>
-          <w:sz w:val="24"/>
-          <w:szCs w:val="24"/>
-          <w:rtl w:val="0"/>
-        </w:rPr>
-        <w:t xml:space="preserve">Game loop completo com encerramento por vitórias (30 dias) e opção de reinício de partida.</w:t>
-      </w:r>
-    </w:p>
-    <w:p>
-      <w:pPr>
-        <w:spacing w:after="240" w:before="240" w:lineRule="auto"/>
-        <w:ind w:left="720" w:firstLine="0"/>
-        <w:jc w:val="both"/>
-        <w:rPr>
-          <w:b w:val="1"/>
-          <w:bCs w:val="1"/>
-          <w:sz w:val="24"/>
-          <w:szCs w:val="24"/>
-        </w:rPr>
-      </w:pPr>
-      <w:r>
-        <w:rPr>
-          <w:b w:val="1"/>
-          <w:bCs w:val="1"/>
-          <w:sz w:val="24"/>
-          <w:szCs w:val="24"/>
-          <w:rtl w:val="0"/>
-        </w:rPr>
-        <w:t xml:space="preserve">O que o sistema NÃO FAZ nesta versão (Escopo Excluído):</w:t>
       </w:r>
     </w:p>
     <w:p>
@@ -794,7 +623,12 @@
           <w:szCs w:val="24"/>
           <w:rtl w:val="0"/>
         </w:rPr>
-        <w:t xml:space="preserve">Modo multijogador online massivo (MMO) ou partidas cooperativas em rede local na versão MVP. </w:t>
+        <w:t xml:space="preserve">Autenticação de jogador (cadastro/login) e salvamento de dados do perfil na nuvem/local.</w:t>
+      </w:r>
+      <w:r>
+        <w:rPr>
+          <w:rtl w:val="0"/>
+        </w:rPr>
       </w:r>
     </w:p>
     <w:p>
@@ -818,7 +652,79 @@
           <w:szCs w:val="24"/>
           <w:rtl w:val="0"/>
         </w:rPr>
-        <w:t xml:space="preserve">Mercado externo de microtransações com dinheiro real para compra de itens de sobrevivência.</w:t>
+        <w:t xml:space="preserve">Menu de configurações gerais do jogo (resolução, volume, sensibilidade de controles).</w:t>
+      </w:r>
+    </w:p>
+    <w:p>
+      <w:pPr>
+        <w:numPr>
+          <w:ilvl w:val="0"/>
+          <w:numId w:val="2"/>
+        </w:numPr>
+        <w:spacing w:after="0" w:afterAutospacing="0" w:before="0" w:beforeAutospacing="0" w:lineRule="auto"/>
+        <w:ind w:left="720" w:hanging="360"/>
+        <w:jc w:val="both"/>
+        <w:rPr>
+          <w:sz w:val="24"/>
+          <w:szCs w:val="24"/>
+          <w:u w:val="none"/>
+        </w:rPr>
+      </w:pPr>
+      <w:r>
+        <w:rPr>
+          <w:sz w:val="24"/>
+          <w:szCs w:val="24"/>
+          <w:rtl w:val="0"/>
+        </w:rPr>
+        <w:t xml:space="preserve">Sistema de movimentação e controle físico do personagem em ambiente urbano 3D/2D.</w:t>
+      </w:r>
+    </w:p>
+    <w:p>
+      <w:pPr>
+        <w:numPr>
+          <w:ilvl w:val="0"/>
+          <w:numId w:val="2"/>
+        </w:numPr>
+        <w:spacing w:after="0" w:afterAutospacing="0" w:before="0" w:beforeAutospacing="0" w:lineRule="auto"/>
+        <w:ind w:left="720" w:hanging="360"/>
+        <w:jc w:val="both"/>
+        <w:rPr>
+          <w:sz w:val="24"/>
+          <w:szCs w:val="24"/>
+          <w:u w:val="none"/>
+        </w:rPr>
+      </w:pPr>
+      <w:r>
+        <w:rPr>
+          <w:sz w:val="24"/>
+          <w:szCs w:val="24"/>
+          <w:rtl w:val="0"/>
+        </w:rPr>
+        <w:t xml:space="preserve">Módulo de coleta de recursos e gestão de inventário dinâmico com limite de carga.</w:t>
+      </w:r>
+    </w:p>
+    <w:p>
+      <w:pPr>
+        <w:numPr>
+          <w:ilvl w:val="0"/>
+          <w:numId w:val="2"/>
+        </w:numPr>
+        <w:spacing w:after="0" w:afterAutospacing="0" w:before="0" w:beforeAutospacing="0" w:lineRule="auto"/>
+        <w:ind w:left="720" w:hanging="360"/>
+        <w:jc w:val="both"/>
+        <w:rPr>
+          <w:sz w:val="24"/>
+          <w:szCs w:val="24"/>
+          <w:u w:val="none"/>
+        </w:rPr>
+      </w:pPr>
+      <w:r>
+        <w:rPr>
+          <w:sz w:val="24"/>
+          <w:szCs w:val="24"/>
+          <w:rtl w:val="0"/>
+        </w:rPr>
+        <w:t xml:space="preserve">HUD/UI do jogador exibindo medidores de vida, status de fome/sede e contagem de tempo/dias  de jogo.</w:t>
       </w:r>
     </w:p>
     <w:p>
@@ -842,15 +748,13 @@
           <w:szCs w:val="24"/>
           <w:rtl w:val="0"/>
         </w:rPr>
-        <w:t xml:space="preserve">Suporte a modificações externas (Modding API) na versão inicial.</w:t>
-      </w:r>
-    </w:p>
-    <w:p>
-      <w:pPr>
-        <w:pStyle w:val="Heading2"/>
-        <w:keepNext w:val="0"/>
-        <w:keepLines w:val="0"/>
-        <w:spacing w:after="80" w:lineRule="auto"/>
+        <w:t xml:space="preserve">Game loop completo com encerramento por vitórias (30 dias) e opção de reinício de partida.</w:t>
+      </w:r>
+    </w:p>
+    <w:p>
+      <w:pPr>
+        <w:spacing w:after="240" w:before="240" w:lineRule="auto"/>
+        <w:ind w:left="720" w:firstLine="0"/>
         <w:jc w:val="both"/>
         <w:rPr>
           <w:b w:val="1"/>
@@ -859,8 +763,6 @@
           <w:szCs w:val="24"/>
         </w:rPr>
       </w:pPr>
-      <w:bookmarkStart w:colFirst="0" w:colLast="0" w:name="_pbpfzlsrh135" w:id="7"/>
-      <w:bookmarkEnd w:id="7"/>
       <w:r>
         <w:rPr>
           <w:b w:val="1"/>
@@ -869,262 +771,7 @@
           <w:szCs w:val="24"/>
           <w:rtl w:val="0"/>
         </w:rPr>
-        <w:t xml:space="preserve">3. Funcionalidades Principais (Requisitos Funcionais - RF)</w:t>
-      </w:r>
-    </w:p>
-    <w:p>
-      <w:pPr>
-        <w:spacing w:after="240" w:before="240" w:lineRule="auto"/>
-        <w:jc w:val="both"/>
-        <w:rPr>
-          <w:sz w:val="24"/>
-          <w:szCs w:val="24"/>
-        </w:rPr>
-      </w:pPr>
-      <w:r>
-        <w:rPr>
-          <w:sz w:val="24"/>
-          <w:szCs w:val="24"/>
-          <w:rtl w:val="0"/>
-        </w:rPr>
-        <w:t xml:space="preserve">Listagem sintética das capacidades do sistema. Todas as frases devem iniciar com um verbo no infinitivo.</w:t>
-      </w:r>
-    </w:p>
-    <w:p>
-      <w:pPr>
-        <w:spacing w:after="240" w:before="240" w:lineRule="auto"/>
-        <w:ind w:left="720" w:firstLine="0"/>
-        <w:jc w:val="both"/>
-        <w:rPr>
-          <w:sz w:val="24"/>
-          <w:szCs w:val="24"/>
-        </w:rPr>
-      </w:pPr>
-      <w:r>
-        <w:rPr>
-          <w:b w:val="1"/>
-          <w:bCs w:val="1"/>
-          <w:sz w:val="24"/>
-          <w:szCs w:val="24"/>
-          <w:rtl w:val="0"/>
-        </w:rPr>
-        <w:t xml:space="preserve">RF01 - Autenticação e Perfil do Jogador:</w:t>
-      </w:r>
-      <w:r>
-        <w:rPr>
-          <w:sz w:val="24"/>
-          <w:szCs w:val="24"/>
-          <w:rtl w:val="0"/>
-        </w:rPr>
-        <w:t xml:space="preserve"> Permitir o cadastro, login seguro e persistência dos dados e estatísticas do jogador.</w:t>
-      </w:r>
-    </w:p>
-    <w:p>
-      <w:pPr>
-        <w:spacing w:after="240" w:before="240" w:lineRule="auto"/>
-        <w:ind w:left="720" w:firstLine="0"/>
-        <w:jc w:val="both"/>
-        <w:rPr>
-          <w:sz w:val="24"/>
-          <w:szCs w:val="24"/>
-        </w:rPr>
-      </w:pPr>
-      <w:r>
-        <w:rPr>
-          <w:b w:val="1"/>
-          <w:bCs w:val="1"/>
-          <w:sz w:val="24"/>
-          <w:szCs w:val="24"/>
-          <w:rtl w:val="0"/>
-        </w:rPr>
-        <w:t xml:space="preserve">RF02 - Gestação de configurações do jogo:</w:t>
-      </w:r>
-      <w:r>
-        <w:rPr>
-          <w:sz w:val="24"/>
-          <w:szCs w:val="24"/>
-          <w:rtl w:val="0"/>
-        </w:rPr>
-        <w:t xml:space="preserve"> Permitir o acesso e personalização de preferências de áudio, vídeo e controles no menu principal e de pausa.</w:t>
-      </w:r>
-    </w:p>
-    <w:p>
-      <w:pPr>
-        <w:spacing w:after="240" w:before="240" w:lineRule="auto"/>
-        <w:ind w:left="720" w:firstLine="0"/>
-        <w:jc w:val="both"/>
-        <w:rPr>
-          <w:sz w:val="24"/>
-          <w:szCs w:val="24"/>
-        </w:rPr>
-      </w:pPr>
-      <w:r>
-        <w:rPr>
-          <w:b w:val="1"/>
-          <w:bCs w:val="1"/>
-          <w:sz w:val="24"/>
-          <w:szCs w:val="24"/>
-          <w:rtl w:val="0"/>
-        </w:rPr>
-        <w:t xml:space="preserve">RF03 - Controle de Personagem e Movimentação:</w:t>
-      </w:r>
-      <w:r>
-        <w:rPr>
-          <w:sz w:val="24"/>
-          <w:szCs w:val="24"/>
-          <w:rtl w:val="0"/>
-        </w:rPr>
-        <w:t xml:space="preserve"> Permitir o controle vetorial e movimentação do personagem pelo cenário urbano com resposta a colisões.</w:t>
-      </w:r>
-    </w:p>
-    <w:p>
-      <w:pPr>
-        <w:spacing w:after="240" w:before="240" w:lineRule="auto"/>
-        <w:ind w:left="720" w:firstLine="0"/>
-        <w:jc w:val="both"/>
-        <w:rPr>
-          <w:sz w:val="24"/>
-          <w:szCs w:val="24"/>
-        </w:rPr>
-      </w:pPr>
-      <w:r>
-        <w:rPr>
-          <w:b w:val="1"/>
-          <w:bCs w:val="1"/>
-          <w:sz w:val="24"/>
-          <w:szCs w:val="24"/>
-          <w:rtl w:val="0"/>
-        </w:rPr>
-        <w:t xml:space="preserve">RF04 - Coleta de Recursos e Gestão de Inventário:</w:t>
-      </w:r>
-      <w:r>
-        <w:rPr>
-          <w:sz w:val="24"/>
-          <w:szCs w:val="24"/>
-          <w:rtl w:val="0"/>
-        </w:rPr>
-        <w:t xml:space="preserve"> Permitir ao jogador interagir com o cenário para coletar suprimentos e organizá-los no inventário.</w:t>
-      </w:r>
-    </w:p>
-    <w:p>
-      <w:pPr>
-        <w:spacing w:after="240" w:before="240" w:lineRule="auto"/>
-        <w:ind w:left="720" w:firstLine="0"/>
-        <w:jc w:val="both"/>
-        <w:rPr>
-          <w:sz w:val="24"/>
-          <w:szCs w:val="24"/>
-        </w:rPr>
-      </w:pPr>
-      <w:r>
-        <w:rPr>
-          <w:b w:val="1"/>
-          <w:bCs w:val="1"/>
-          <w:sz w:val="24"/>
-          <w:szCs w:val="24"/>
-          <w:rtl w:val="0"/>
-        </w:rPr>
-        <w:t xml:space="preserve">RF05 - HUD de Status do Jogador e Tempo: </w:t>
-      </w:r>
-      <w:r>
-        <w:rPr>
-          <w:sz w:val="24"/>
-          <w:szCs w:val="24"/>
-          <w:rtl w:val="0"/>
-        </w:rPr>
-        <w:t xml:space="preserve">Exibir na interface em tempo real os atributos do personagem (vida, fome) e a progressão dos dias de sobrevivência.</w:t>
-      </w:r>
-    </w:p>
-    <w:p>
-      <w:pPr>
-        <w:spacing w:after="240" w:before="240" w:lineRule="auto"/>
-        <w:ind w:left="720" w:firstLine="0"/>
-        <w:jc w:val="both"/>
-        <w:rPr>
-          <w:i w:val="1"/>
-          <w:iCs w:val="1"/>
-          <w:sz w:val="24"/>
-          <w:szCs w:val="24"/>
-        </w:rPr>
-      </w:pPr>
-      <w:r>
-        <w:rPr>
-          <w:b w:val="1"/>
-          <w:bCs w:val="1"/>
-          <w:sz w:val="24"/>
-          <w:szCs w:val="24"/>
-          <w:rtl w:val="0"/>
-        </w:rPr>
-        <w:t xml:space="preserve">RF06 - Controle do Game Loop e Estado da Partida: </w:t>
-      </w:r>
-      <w:r>
-        <w:rPr>
-          <w:sz w:val="24"/>
-          <w:szCs w:val="24"/>
-          <w:rtl w:val="0"/>
-        </w:rPr>
-        <w:t xml:space="preserve">Gerenciar as condições de encerramento do jogo por vitória (30 dias) ou derrota, permitindo o reinício instantâneo da jogatina.</w:t>
-      </w:r>
-      <w:r>
-        <w:rPr>
-          <w:rtl w:val="0"/>
-        </w:rPr>
-      </w:r>
-    </w:p>
-    <w:p>
-      <w:pPr>
-        <w:pStyle w:val="Heading2"/>
-        <w:keepNext w:val="0"/>
-        <w:keepLines w:val="0"/>
-        <w:spacing w:after="80" w:lineRule="auto"/>
-        <w:jc w:val="both"/>
-        <w:rPr>
-          <w:b w:val="1"/>
-          <w:bCs w:val="1"/>
-          <w:sz w:val="24"/>
-          <w:szCs w:val="24"/>
-        </w:rPr>
-      </w:pPr>
-      <w:bookmarkStart w:colFirst="0" w:colLast="0" w:name="_5tfqwgsde446" w:id="8"/>
-      <w:bookmarkEnd w:id="8"/>
-      <w:r>
-        <w:rPr>
-          <w:b w:val="1"/>
-          <w:bCs w:val="1"/>
-          <w:sz w:val="24"/>
-          <w:szCs w:val="24"/>
-          <w:rtl w:val="0"/>
-        </w:rPr>
-        <w:t xml:space="preserve">4. Tabela de Requisitos Funcionais e Não-Funcionais</w:t>
-      </w:r>
-    </w:p>
-    <w:p>
-      <w:pPr>
-        <w:pStyle w:val="Heading3"/>
-        <w:keepNext w:val="0"/>
-        <w:keepLines w:val="0"/>
-        <w:spacing w:before="280" w:lineRule="auto"/>
-        <w:jc w:val="both"/>
-        <w:rPr>
-          <w:b w:val="1"/>
-          <w:bCs w:val="1"/>
-          <w:color w:val="000000"/>
-          <w:sz w:val="24"/>
-          <w:szCs w:val="24"/>
-        </w:rPr>
-      </w:pPr>
-      <w:bookmarkStart w:colFirst="0" w:colLast="0" w:name="_qfzf778iwwov" w:id="9"/>
-      <w:bookmarkEnd w:id="9"/>
-      <w:r>
-        <w:rPr>
-          <w:b w:val="1"/>
-          <w:bCs w:val="1"/>
-          <w:color w:val="000000"/>
-          <w:sz w:val="24"/>
-          <w:szCs w:val="24"/>
-          <w:rtl w:val="0"/>
-        </w:rPr>
-        <w:t xml:space="preserve">RF01: [Nome do Requisito Funcional]</w:t>
+        <w:t xml:space="preserve">O que o sistema NÃO FAZ nesta versão (Escopo Excluído):</w:t>
       </w:r>
     </w:p>
     <w:p>
@@ -1139,43 +786,16 @@
         <w:rPr>
           <w:sz w:val="24"/>
           <w:szCs w:val="24"/>
-        </w:rPr>
-      </w:pPr>
-      <w:r>
-        <w:rPr>
-          <w:b w:val="1"/>
-          <w:bCs w:val="1"/>
-          <w:sz w:val="24"/>
-          <w:szCs w:val="24"/>
-          <w:rtl w:val="0"/>
-        </w:rPr>
-        <w:t xml:space="preserve">Evitante:</w:t>
-      </w:r>
-      <w:r>
-        <w:rPr>
-          <w:sz w:val="24"/>
-          <w:szCs w:val="24"/>
-          <w:rtl w:val="0"/>
-        </w:rPr>
-        <w:t xml:space="preserve"> (X) | </w:t>
-      </w:r>
-      <w:r>
-        <w:rPr>
-          <w:b w:val="1"/>
-          <w:bCs w:val="1"/>
-          <w:sz w:val="24"/>
-          <w:szCs w:val="24"/>
-          <w:rtl w:val="0"/>
-        </w:rPr>
-        <w:t xml:space="preserve">Oculto:</w:t>
-      </w:r>
-      <w:r>
-        <w:rPr>
-          <w:sz w:val="24"/>
-          <w:szCs w:val="24"/>
-          <w:rtl w:val="0"/>
-        </w:rPr>
-        <w:t xml:space="preserve"> ( )</w:t>
+          <w:u w:val="none"/>
+        </w:rPr>
+      </w:pPr>
+      <w:r>
+        <w:rPr>
+          <w:sz w:val="24"/>
+          <w:szCs w:val="24"/>
+          <w:rtl w:val="0"/>
+        </w:rPr>
+        <w:t xml:space="preserve">Modo multijogador online massivo (MMO) ou partidas cooperativas em rede local na versão MVP. </w:t>
       </w:r>
     </w:p>
     <w:p>
@@ -1190,190 +810,16 @@
         <w:rPr>
           <w:sz w:val="24"/>
           <w:szCs w:val="24"/>
-        </w:rPr>
-      </w:pPr>
-      <w:r>
-        <w:rPr>
-          <w:b w:val="1"/>
-          <w:bCs w:val="1"/>
-          <w:sz w:val="24"/>
-          <w:szCs w:val="24"/>
-          <w:rtl w:val="0"/>
-        </w:rPr>
-        <w:t xml:space="preserve">Descrição:</w:t>
-      </w:r>
-      <w:r>
-        <w:rPr>
-          <w:sz w:val="24"/>
-          <w:szCs w:val="24"/>
-          <w:rtl w:val="0"/>
-        </w:rPr>
-        <w:t xml:space="preserve"> [Descreva de forma detalhada o fluxo de funcionamento e as regras do requisito funcional.]</w:t>
-      </w:r>
-    </w:p>
-    <w:p>
-      <w:pPr>
-        <w:numPr>
-          <w:ilvl w:val="0"/>
-          <w:numId w:val="3"/>
-        </w:numPr>
-        <w:spacing w:after="0" w:afterAutospacing="0" w:before="0" w:beforeAutospacing="0" w:lineRule="auto"/>
-        <w:ind w:left="720" w:hanging="360"/>
-        <w:jc w:val="both"/>
-        <w:rPr>
-          <w:sz w:val="24"/>
-          <w:szCs w:val="24"/>
-        </w:rPr>
-      </w:pPr>
-      <w:r>
-        <w:rPr>
-          <w:b w:val="1"/>
-          <w:bCs w:val="1"/>
-          <w:sz w:val="24"/>
-          <w:szCs w:val="24"/>
-          <w:rtl w:val="0"/>
-        </w:rPr>
-        <w:t xml:space="preserve">Categoria:</w:t>
-      </w:r>
-      <w:r>
-        <w:rPr>
-          <w:sz w:val="24"/>
-          <w:szCs w:val="24"/>
-          <w:rtl w:val="0"/>
-        </w:rPr>
-        <w:t xml:space="preserve"> [ex: Autenticação / Cadastro / Financeiro / Relatórios / Busca]</w:t>
-      </w:r>
-    </w:p>
-    <w:p>
-      <w:pPr>
-        <w:numPr>
-          <w:ilvl w:val="0"/>
-          <w:numId w:val="3"/>
-        </w:numPr>
-        <w:spacing w:after="0" w:afterAutospacing="0" w:before="0" w:beforeAutospacing="0" w:lineRule="auto"/>
-        <w:ind w:left="720" w:hanging="360"/>
-        <w:jc w:val="both"/>
-        <w:rPr>
-          <w:sz w:val="24"/>
-          <w:szCs w:val="24"/>
-        </w:rPr>
-      </w:pPr>
-      <w:r>
-        <w:rPr>
-          <w:b w:val="1"/>
-          <w:bCs w:val="1"/>
-          <w:sz w:val="24"/>
-          <w:szCs w:val="24"/>
-          <w:rtl w:val="0"/>
-        </w:rPr>
-        <w:t xml:space="preserve">Desejável:</w:t>
-      </w:r>
-      <w:r>
-        <w:rPr>
-          <w:sz w:val="24"/>
-          <w:szCs w:val="24"/>
-          <w:rtl w:val="0"/>
-        </w:rPr>
-        <w:t xml:space="preserve"> [Sim ou Não]</w:t>
-      </w:r>
-    </w:p>
-    <w:p>
-      <w:pPr>
-        <w:numPr>
-          <w:ilvl w:val="0"/>
-          <w:numId w:val="3"/>
-        </w:numPr>
-        <w:spacing w:after="0" w:afterAutospacing="0" w:before="0" w:beforeAutospacing="0" w:lineRule="auto"/>
-        <w:ind w:left="720" w:hanging="360"/>
-        <w:jc w:val="both"/>
-        <w:rPr>
-          <w:sz w:val="24"/>
-          <w:szCs w:val="24"/>
-        </w:rPr>
-      </w:pPr>
-      <w:r>
-        <w:rPr>
-          <w:b w:val="1"/>
-          <w:bCs w:val="1"/>
-          <w:sz w:val="24"/>
-          <w:szCs w:val="24"/>
-          <w:rtl w:val="0"/>
-        </w:rPr>
-        <w:t xml:space="preserve">Estável:</w:t>
-      </w:r>
-      <w:r>
-        <w:rPr>
-          <w:sz w:val="24"/>
-          <w:szCs w:val="24"/>
-          <w:rtl w:val="0"/>
-        </w:rPr>
-        <w:t xml:space="preserve"> [Sim ou Não]</w:t>
-      </w:r>
-    </w:p>
-    <w:p>
-      <w:pPr>
-        <w:numPr>
-          <w:ilvl w:val="0"/>
-          <w:numId w:val="3"/>
-        </w:numPr>
-        <w:spacing w:after="0" w:afterAutospacing="0" w:before="0" w:beforeAutospacing="0" w:lineRule="auto"/>
-        <w:ind w:left="720" w:hanging="360"/>
-        <w:jc w:val="both"/>
-        <w:rPr>
-          <w:sz w:val="24"/>
-          <w:szCs w:val="24"/>
-        </w:rPr>
-      </w:pPr>
-      <w:r>
-        <w:rPr>
-          <w:b w:val="1"/>
-          <w:bCs w:val="1"/>
-          <w:sz w:val="24"/>
-          <w:szCs w:val="24"/>
-          <w:rtl w:val="0"/>
-        </w:rPr>
-        <w:t xml:space="preserve">RFN 01.01:</w:t>
-      </w:r>
-      <w:r>
-        <w:rPr>
-          <w:sz w:val="24"/>
-          <w:szCs w:val="24"/>
-          <w:rtl w:val="0"/>
-        </w:rPr>
-        <w:t xml:space="preserve"> [1º Requisito Não-Funcional - Métrica mensurável de desempenho, criptografia ou tempo de resposta.]</w:t>
-      </w:r>
-    </w:p>
-    <w:p>
-      <w:pPr>
-        <w:numPr>
-          <w:ilvl w:val="0"/>
-          <w:numId w:val="3"/>
-        </w:numPr>
-        <w:spacing w:after="0" w:afterAutospacing="0" w:before="0" w:beforeAutospacing="0" w:lineRule="auto"/>
-        <w:ind w:left="720" w:hanging="360"/>
-        <w:jc w:val="both"/>
-        <w:rPr>
-          <w:sz w:val="24"/>
-          <w:szCs w:val="24"/>
-        </w:rPr>
-      </w:pPr>
-      <w:r>
-        <w:rPr>
-          <w:b w:val="1"/>
-          <w:bCs w:val="1"/>
-          <w:sz w:val="24"/>
-          <w:szCs w:val="24"/>
-          <w:rtl w:val="0"/>
-        </w:rPr>
-        <w:t xml:space="preserve">RFN 01.02:</w:t>
-      </w:r>
-      <w:r>
-        <w:rPr>
-          <w:sz w:val="24"/>
-          <w:szCs w:val="24"/>
-          <w:rtl w:val="0"/>
-        </w:rPr>
-        <w:t xml:space="preserve"> [2º Requisito Não-Funcional - Métrica de usabilidade, armazenamento local ou compatibilidade.]</w:t>
+          <w:u w:val="none"/>
+        </w:rPr>
+      </w:pPr>
+      <w:r>
+        <w:rPr>
+          <w:sz w:val="24"/>
+          <w:szCs w:val="24"/>
+          <w:rtl w:val="0"/>
+        </w:rPr>
+        <w:t xml:space="preserve">Mercado externo de microtransações com dinheiro real para compra de itens de sobrevivência.</w:t>
       </w:r>
     </w:p>
     <w:p>
@@ -1388,25 +834,16 @@
         <w:rPr>
           <w:sz w:val="24"/>
           <w:szCs w:val="24"/>
-        </w:rPr>
-      </w:pPr>
-      <w:r>
-        <w:rPr>
-          <w:b w:val="1"/>
-          <w:bCs w:val="1"/>
-          <w:sz w:val="24"/>
-          <w:szCs w:val="24"/>
-          <w:rtl w:val="0"/>
-        </w:rPr>
-        <w:t xml:space="preserve">RFN 01.03:</w:t>
-      </w:r>
-      <w:r>
-        <w:rPr>
-          <w:sz w:val="24"/>
-          <w:szCs w:val="24"/>
-          <w:rtl w:val="0"/>
-        </w:rPr>
-        <w:t xml:space="preserve"> [3º Requisito Não-Funcional - Métrica de disponibilidade, limite de falhas ou padrão técnico.]</w:t>
+          <w:u w:val="none"/>
+        </w:rPr>
+      </w:pPr>
+      <w:r>
+        <w:rPr>
+          <w:sz w:val="24"/>
+          <w:szCs w:val="24"/>
+          <w:rtl w:val="0"/>
+        </w:rPr>
+        <w:t xml:space="preserve">Suporte a modificações externas (Modding API) na versão inicial.</w:t>
       </w:r>
     </w:p>
     <w:p>
@@ -1423,8 +860,8 @@
           <w:szCs w:val="24"/>
         </w:rPr>
       </w:pPr>
-      <w:bookmarkStart w:colFirst="0" w:colLast="0" w:name="_qsbb1moo1iye" w:id="10"/>
-      <w:bookmarkEnd w:id="10"/>
+      <w:bookmarkStart w:colFirst="0" w:colLast="0" w:name="_pbpfzlsrh135" w:id="7"/>
+      <w:bookmarkEnd w:id="7"/>
       <w:r>
         <w:rPr>
           <w:b w:val="1"/>
@@ -1433,7 +870,233 @@
           <w:szCs w:val="24"/>
           <w:rtl w:val="0"/>
         </w:rPr>
-        <w:t xml:space="preserve">5. Segurança, Regras de Negócio e Suporte</w:t>
+        <w:t xml:space="preserve">3. Funcionalidades Principais (Requisitos Funcionais - RF)</w:t>
+      </w:r>
+    </w:p>
+    <w:p>
+      <w:pPr>
+        <w:spacing w:after="240" w:before="240" w:lineRule="auto"/>
+        <w:jc w:val="both"/>
+        <w:rPr>
+          <w:sz w:val="24"/>
+          <w:szCs w:val="24"/>
+        </w:rPr>
+      </w:pPr>
+      <w:r>
+        <w:rPr>
+          <w:sz w:val="24"/>
+          <w:szCs w:val="24"/>
+          <w:rtl w:val="0"/>
+        </w:rPr>
+        <w:t xml:space="preserve">Listagem sintética das capacidades do sistema. Todas as frases devem iniciar com um verbo no infinitivo.</w:t>
+      </w:r>
+    </w:p>
+    <w:p>
+      <w:pPr>
+        <w:spacing w:after="240" w:before="240" w:lineRule="auto"/>
+        <w:ind w:left="720" w:firstLine="0"/>
+        <w:jc w:val="both"/>
+        <w:rPr>
+          <w:sz w:val="24"/>
+          <w:szCs w:val="24"/>
+        </w:rPr>
+      </w:pPr>
+      <w:r>
+        <w:rPr>
+          <w:b w:val="1"/>
+          <w:bCs w:val="1"/>
+          <w:sz w:val="24"/>
+          <w:szCs w:val="24"/>
+          <w:rtl w:val="0"/>
+        </w:rPr>
+        <w:t xml:space="preserve">RF01 - Autenticação e Perfil do Jogador:</w:t>
+      </w:r>
+      <w:r>
+        <w:rPr>
+          <w:sz w:val="24"/>
+          <w:szCs w:val="24"/>
+          <w:rtl w:val="0"/>
+        </w:rPr>
+        <w:t xml:space="preserve"> Permitir o cadastro, login seguro e persistência dos dados e estatísticas do jogador.</w:t>
+      </w:r>
+    </w:p>
+    <w:p>
+      <w:pPr>
+        <w:spacing w:after="240" w:before="240" w:lineRule="auto"/>
+        <w:ind w:left="720" w:firstLine="0"/>
+        <w:jc w:val="both"/>
+        <w:rPr>
+          <w:sz w:val="24"/>
+          <w:szCs w:val="24"/>
+        </w:rPr>
+      </w:pPr>
+      <w:r>
+        <w:rPr>
+          <w:b w:val="1"/>
+          <w:bCs w:val="1"/>
+          <w:sz w:val="24"/>
+          <w:szCs w:val="24"/>
+          <w:rtl w:val="0"/>
+        </w:rPr>
+        <w:t xml:space="preserve">RF02 - Gestação de configurações do jogo:</w:t>
+      </w:r>
+      <w:r>
+        <w:rPr>
+          <w:sz w:val="24"/>
+          <w:szCs w:val="24"/>
+          <w:rtl w:val="0"/>
+        </w:rPr>
+        <w:t xml:space="preserve"> Permitir o acesso e personalização de preferências de áudio, vídeo e controles no menu principal e de pausa.</w:t>
+      </w:r>
+    </w:p>
+    <w:p>
+      <w:pPr>
+        <w:spacing w:after="240" w:before="240" w:lineRule="auto"/>
+        <w:ind w:left="720" w:firstLine="0"/>
+        <w:jc w:val="both"/>
+        <w:rPr>
+          <w:sz w:val="24"/>
+          <w:szCs w:val="24"/>
+        </w:rPr>
+      </w:pPr>
+      <w:r>
+        <w:rPr>
+          <w:b w:val="1"/>
+          <w:bCs w:val="1"/>
+          <w:sz w:val="24"/>
+          <w:szCs w:val="24"/>
+          <w:rtl w:val="0"/>
+        </w:rPr>
+        <w:t xml:space="preserve">RF03 - Controle de Personagem e Movimentação:</w:t>
+      </w:r>
+      <w:r>
+        <w:rPr>
+          <w:sz w:val="24"/>
+          <w:szCs w:val="24"/>
+          <w:rtl w:val="0"/>
+        </w:rPr>
+        <w:t xml:space="preserve"> Permitir o controle vetorial e movimentação do personagem pelo cenário urbano com resposta a colisões.</w:t>
+      </w:r>
+    </w:p>
+    <w:p>
+      <w:pPr>
+        <w:spacing w:after="240" w:before="240" w:lineRule="auto"/>
+        <w:ind w:left="720" w:firstLine="0"/>
+        <w:jc w:val="both"/>
+        <w:rPr>
+          <w:sz w:val="24"/>
+          <w:szCs w:val="24"/>
+        </w:rPr>
+      </w:pPr>
+      <w:r>
+        <w:rPr>
+          <w:b w:val="1"/>
+          <w:bCs w:val="1"/>
+          <w:sz w:val="24"/>
+          <w:szCs w:val="24"/>
+          <w:rtl w:val="0"/>
+        </w:rPr>
+        <w:t xml:space="preserve">RF04 - Coleta de Recursos e Gestão de Inventário:</w:t>
+      </w:r>
+      <w:r>
+        <w:rPr>
+          <w:sz w:val="24"/>
+          <w:szCs w:val="24"/>
+          <w:rtl w:val="0"/>
+        </w:rPr>
+        <w:t xml:space="preserve"> Permitir ao jogador interagir com o cenário para coletar suprimentos e organizá-los no inventário.</w:t>
+      </w:r>
+    </w:p>
+    <w:p>
+      <w:pPr>
+        <w:spacing w:after="240" w:before="240" w:lineRule="auto"/>
+        <w:ind w:left="720" w:firstLine="0"/>
+        <w:jc w:val="both"/>
+        <w:rPr>
+          <w:sz w:val="24"/>
+          <w:szCs w:val="24"/>
+        </w:rPr>
+      </w:pPr>
+      <w:r>
+        <w:rPr>
+          <w:b w:val="1"/>
+          <w:bCs w:val="1"/>
+          <w:sz w:val="24"/>
+          <w:szCs w:val="24"/>
+          <w:rtl w:val="0"/>
+        </w:rPr>
+        <w:t xml:space="preserve">RF05 - HUD de Status do Jogador e Tempo: </w:t>
+      </w:r>
+      <w:r>
+        <w:rPr>
+          <w:sz w:val="24"/>
+          <w:szCs w:val="24"/>
+          <w:rtl w:val="0"/>
+        </w:rPr>
+        <w:t xml:space="preserve">Exibir na interface em tempo real os atributos do personagem (vida, fome) e a progressão dos dias de sobrevivência.</w:t>
+      </w:r>
+    </w:p>
+    <w:p>
+      <w:pPr>
+        <w:spacing w:after="240" w:before="240" w:lineRule="auto"/>
+        <w:ind w:left="720" w:firstLine="0"/>
+        <w:jc w:val="both"/>
+        <w:rPr>
+          <w:i w:val="1"/>
+          <w:iCs w:val="1"/>
+          <w:sz w:val="24"/>
+          <w:szCs w:val="24"/>
+        </w:rPr>
+      </w:pPr>
+      <w:r>
+        <w:rPr>
+          <w:b w:val="1"/>
+          <w:bCs w:val="1"/>
+          <w:sz w:val="24"/>
+          <w:szCs w:val="24"/>
+          <w:rtl w:val="0"/>
+        </w:rPr>
+        <w:t xml:space="preserve">RF06 - Controle do Game Loop e Estado da Partida: </w:t>
+      </w:r>
+      <w:r>
+        <w:rPr>
+          <w:sz w:val="24"/>
+          <w:szCs w:val="24"/>
+          <w:rtl w:val="0"/>
+        </w:rPr>
+        <w:t xml:space="preserve">Gerenciar as condições de encerramento do jogo por vitória (30 dias) ou derrota, permitindo o reinício instantâneo da jogatina.</w:t>
+      </w:r>
+      <w:r>
+        <w:rPr>
+          <w:rtl w:val="0"/>
+        </w:rPr>
+      </w:r>
+    </w:p>
+    <w:p>
+      <w:pPr>
+        <w:pStyle w:val="Heading2"/>
+        <w:keepNext w:val="0"/>
+        <w:keepLines w:val="0"/>
+        <w:spacing w:after="80" w:lineRule="auto"/>
+        <w:jc w:val="both"/>
+        <w:rPr>
+          <w:b w:val="1"/>
+          <w:bCs w:val="1"/>
+          <w:sz w:val="24"/>
+          <w:szCs w:val="24"/>
+        </w:rPr>
+      </w:pPr>
+      <w:bookmarkStart w:colFirst="0" w:colLast="0" w:name="_5tfqwgsde446" w:id="8"/>
+      <w:bookmarkEnd w:id="8"/>
+      <w:r>
+        <w:rPr>
+          <w:b w:val="1"/>
+          <w:bCs w:val="1"/>
+          <w:sz w:val="24"/>
+          <w:szCs w:val="24"/>
+          <w:rtl w:val="0"/>
+        </w:rPr>
+        <w:t xml:space="preserve">4. Tabela de Requisitos Funcionais e Não-Funcionais</w:t>
       </w:r>
     </w:p>
     <w:p>
@@ -1451,8 +1114,8 @@
           <w:szCs w:val="24"/>
         </w:rPr>
       </w:pPr>
-      <w:bookmarkStart w:colFirst="0" w:colLast="0" w:name="_zd3zc2wxdns5" w:id="11"/>
-      <w:bookmarkEnd w:id="11"/>
+      <w:bookmarkStart w:colFirst="0" w:colLast="0" w:name="_qfzf778iwwov" w:id="9"/>
+      <w:bookmarkEnd w:id="9"/>
       <w:r>
         <w:rPr>
           <w:b w:val="1"/>
@@ -1462,13 +1125,17 @@
           <w:szCs w:val="24"/>
           <w:rtl w:val="0"/>
         </w:rPr>
-        <w:t xml:space="preserve">5.1. Controle de Acesso e Restrição de Idade</w:t>
-      </w:r>
-    </w:p>
-    <w:p>
-      <w:pPr>
-        <w:spacing w:after="240" w:before="240" w:lineRule="auto"/>
-        <w:ind w:left="720" w:firstLine="0"/>
+        <w:t xml:space="preserve">RF01: [Nome do Requisito Funcional]</w:t>
+      </w:r>
+    </w:p>
+    <w:p>
+      <w:pPr>
+        <w:numPr>
+          <w:ilvl w:val="0"/>
+          <w:numId w:val="4"/>
+        </w:numPr>
+        <w:spacing w:after="0" w:afterAutospacing="0" w:before="240" w:lineRule="auto"/>
+        <w:ind w:left="720" w:hanging="360"/>
         <w:jc w:val="both"/>
         <w:rPr>
           <w:sz w:val="24"/>
@@ -1483,27 +1150,16 @@
           <w:szCs w:val="24"/>
           <w:rtl w:val="0"/>
         </w:rPr>
-        <w:t xml:space="preserve">Classificação Etária:</w:t>
-      </w:r>
-      <w:r>
-        <w:rPr>
-          <w:sz w:val="24"/>
-          <w:szCs w:val="24"/>
-          <w:rtl w:val="0"/>
-        </w:rPr>
-        <w:t xml:space="preserve"> [Defina se o uso é livre ou restrito a maiores de 18/16 anos e como a idade será confirmada].</w:t>
-      </w:r>
-    </w:p>
-    <w:p>
-      <w:pPr>
-        <w:spacing w:after="240" w:before="240" w:lineRule="auto"/>
-        <w:ind w:left="720" w:firstLine="0"/>
-        <w:jc w:val="both"/>
-        <w:rPr>
-          <w:sz w:val="24"/>
-          <w:szCs w:val="24"/>
-        </w:rPr>
-      </w:pPr>
+        <w:t xml:space="preserve">Evitante:</w:t>
+      </w:r>
+      <w:r>
+        <w:rPr>
+          <w:sz w:val="24"/>
+          <w:szCs w:val="24"/>
+          <w:rtl w:val="0"/>
+        </w:rPr>
+        <w:t xml:space="preserve"> (X) | </w:t>
+      </w:r>
       <w:r>
         <w:rPr>
           <w:b w:val="1"/>
@@ -1512,15 +1168,273 @@
           <w:szCs w:val="24"/>
           <w:rtl w:val="0"/>
         </w:rPr>
-        <w:t xml:space="preserve">Autenticação e Autorização:</w:t>
-      </w:r>
-      <w:r>
-        <w:rPr>
-          <w:sz w:val="24"/>
-          <w:szCs w:val="24"/>
-          <w:rtl w:val="0"/>
-        </w:rPr>
-        <w:t xml:space="preserve"> [Defina os níveis de acesso e mecanismos de proteção].</w:t>
+        <w:t xml:space="preserve">Oculto:</w:t>
+      </w:r>
+      <w:r>
+        <w:rPr>
+          <w:sz w:val="24"/>
+          <w:szCs w:val="24"/>
+          <w:rtl w:val="0"/>
+        </w:rPr>
+        <w:t xml:space="preserve"> ( )</w:t>
+      </w:r>
+    </w:p>
+    <w:p>
+      <w:pPr>
+        <w:numPr>
+          <w:ilvl w:val="0"/>
+          <w:numId w:val="4"/>
+        </w:numPr>
+        <w:spacing w:after="0" w:afterAutospacing="0" w:before="0" w:beforeAutospacing="0" w:lineRule="auto"/>
+        <w:ind w:left="720" w:hanging="360"/>
+        <w:jc w:val="both"/>
+        <w:rPr>
+          <w:sz w:val="24"/>
+          <w:szCs w:val="24"/>
+        </w:rPr>
+      </w:pPr>
+      <w:r>
+        <w:rPr>
+          <w:b w:val="1"/>
+          <w:bCs w:val="1"/>
+          <w:sz w:val="24"/>
+          <w:szCs w:val="24"/>
+          <w:rtl w:val="0"/>
+        </w:rPr>
+        <w:t xml:space="preserve">Descrição:</w:t>
+      </w:r>
+      <w:r>
+        <w:rPr>
+          <w:sz w:val="24"/>
+          <w:szCs w:val="24"/>
+          <w:rtl w:val="0"/>
+        </w:rPr>
+        <w:t xml:space="preserve"> [Descreva de forma detalhada o fluxo de funcionamento e as regras do requisito funcional.]</w:t>
+      </w:r>
+    </w:p>
+    <w:p>
+      <w:pPr>
+        <w:numPr>
+          <w:ilvl w:val="0"/>
+          <w:numId w:val="4"/>
+        </w:numPr>
+        <w:spacing w:after="0" w:afterAutospacing="0" w:before="0" w:beforeAutospacing="0" w:lineRule="auto"/>
+        <w:ind w:left="720" w:hanging="360"/>
+        <w:jc w:val="both"/>
+        <w:rPr>
+          <w:sz w:val="24"/>
+          <w:szCs w:val="24"/>
+        </w:rPr>
+      </w:pPr>
+      <w:r>
+        <w:rPr>
+          <w:b w:val="1"/>
+          <w:bCs w:val="1"/>
+          <w:sz w:val="24"/>
+          <w:szCs w:val="24"/>
+          <w:rtl w:val="0"/>
+        </w:rPr>
+        <w:t xml:space="preserve">Categoria:</w:t>
+      </w:r>
+      <w:r>
+        <w:rPr>
+          <w:sz w:val="24"/>
+          <w:szCs w:val="24"/>
+          <w:rtl w:val="0"/>
+        </w:rPr>
+        <w:t xml:space="preserve"> [ex: Autenticação / Cadastro / Financeiro / Relatórios / Busca]</w:t>
+      </w:r>
+    </w:p>
+    <w:p>
+      <w:pPr>
+        <w:numPr>
+          <w:ilvl w:val="0"/>
+          <w:numId w:val="4"/>
+        </w:numPr>
+        <w:spacing w:after="0" w:afterAutospacing="0" w:before="0" w:beforeAutospacing="0" w:lineRule="auto"/>
+        <w:ind w:left="720" w:hanging="360"/>
+        <w:jc w:val="both"/>
+        <w:rPr>
+          <w:sz w:val="24"/>
+          <w:szCs w:val="24"/>
+        </w:rPr>
+      </w:pPr>
+      <w:r>
+        <w:rPr>
+          <w:b w:val="1"/>
+          <w:bCs w:val="1"/>
+          <w:sz w:val="24"/>
+          <w:szCs w:val="24"/>
+          <w:rtl w:val="0"/>
+        </w:rPr>
+        <w:t xml:space="preserve">Desejável:</w:t>
+      </w:r>
+      <w:r>
+        <w:rPr>
+          <w:sz w:val="24"/>
+          <w:szCs w:val="24"/>
+          <w:rtl w:val="0"/>
+        </w:rPr>
+        <w:t xml:space="preserve"> [Sim ou Não]</w:t>
+      </w:r>
+    </w:p>
+    <w:p>
+      <w:pPr>
+        <w:numPr>
+          <w:ilvl w:val="0"/>
+          <w:numId w:val="4"/>
+        </w:numPr>
+        <w:spacing w:after="0" w:afterAutospacing="0" w:before="0" w:beforeAutospacing="0" w:lineRule="auto"/>
+        <w:ind w:left="720" w:hanging="360"/>
+        <w:jc w:val="both"/>
+        <w:rPr>
+          <w:sz w:val="24"/>
+          <w:szCs w:val="24"/>
+        </w:rPr>
+      </w:pPr>
+      <w:r>
+        <w:rPr>
+          <w:b w:val="1"/>
+          <w:bCs w:val="1"/>
+          <w:sz w:val="24"/>
+          <w:szCs w:val="24"/>
+          <w:rtl w:val="0"/>
+        </w:rPr>
+        <w:t xml:space="preserve">Estável:</w:t>
+      </w:r>
+      <w:r>
+        <w:rPr>
+          <w:sz w:val="24"/>
+          <w:szCs w:val="24"/>
+          <w:rtl w:val="0"/>
+        </w:rPr>
+        <w:t xml:space="preserve"> [Sim ou Não]</w:t>
+      </w:r>
+    </w:p>
+    <w:p>
+      <w:pPr>
+        <w:numPr>
+          <w:ilvl w:val="0"/>
+          <w:numId w:val="4"/>
+        </w:numPr>
+        <w:spacing w:after="0" w:afterAutospacing="0" w:before="0" w:beforeAutospacing="0" w:lineRule="auto"/>
+        <w:ind w:left="720" w:hanging="360"/>
+        <w:jc w:val="both"/>
+        <w:rPr>
+          <w:sz w:val="24"/>
+          <w:szCs w:val="24"/>
+        </w:rPr>
+      </w:pPr>
+      <w:r>
+        <w:rPr>
+          <w:b w:val="1"/>
+          <w:bCs w:val="1"/>
+          <w:sz w:val="24"/>
+          <w:szCs w:val="24"/>
+          <w:rtl w:val="0"/>
+        </w:rPr>
+        <w:t xml:space="preserve">RFN 01.01:</w:t>
+      </w:r>
+      <w:r>
+        <w:rPr>
+          <w:sz w:val="24"/>
+          <w:szCs w:val="24"/>
+          <w:rtl w:val="0"/>
+        </w:rPr>
+        <w:t xml:space="preserve"> [1º Requisito Não-Funcional - Métrica mensurável de desempenho, criptografia ou tempo de resposta.]</w:t>
+      </w:r>
+    </w:p>
+    <w:p>
+      <w:pPr>
+        <w:numPr>
+          <w:ilvl w:val="0"/>
+          <w:numId w:val="4"/>
+        </w:numPr>
+        <w:spacing w:after="0" w:afterAutospacing="0" w:before="0" w:beforeAutospacing="0" w:lineRule="auto"/>
+        <w:ind w:left="720" w:hanging="360"/>
+        <w:jc w:val="both"/>
+        <w:rPr>
+          <w:sz w:val="24"/>
+          <w:szCs w:val="24"/>
+        </w:rPr>
+      </w:pPr>
+      <w:r>
+        <w:rPr>
+          <w:b w:val="1"/>
+          <w:bCs w:val="1"/>
+          <w:sz w:val="24"/>
+          <w:szCs w:val="24"/>
+          <w:rtl w:val="0"/>
+        </w:rPr>
+        <w:t xml:space="preserve">RFN 01.02:</w:t>
+      </w:r>
+      <w:r>
+        <w:rPr>
+          <w:sz w:val="24"/>
+          <w:szCs w:val="24"/>
+          <w:rtl w:val="0"/>
+        </w:rPr>
+        <w:t xml:space="preserve"> [2º Requisito Não-Funcional - Métrica de usabilidade, armazenamento local ou compatibilidade.]</w:t>
+      </w:r>
+    </w:p>
+    <w:p>
+      <w:pPr>
+        <w:numPr>
+          <w:ilvl w:val="0"/>
+          <w:numId w:val="4"/>
+        </w:numPr>
+        <w:spacing w:after="240" w:before="0" w:beforeAutospacing="0" w:lineRule="auto"/>
+        <w:ind w:left="720" w:hanging="360"/>
+        <w:jc w:val="both"/>
+        <w:rPr>
+          <w:sz w:val="24"/>
+          <w:szCs w:val="24"/>
+        </w:rPr>
+      </w:pPr>
+      <w:r>
+        <w:rPr>
+          <w:b w:val="1"/>
+          <w:bCs w:val="1"/>
+          <w:sz w:val="24"/>
+          <w:szCs w:val="24"/>
+          <w:rtl w:val="0"/>
+        </w:rPr>
+        <w:t xml:space="preserve">RFN 01.03:</w:t>
+      </w:r>
+      <w:r>
+        <w:rPr>
+          <w:sz w:val="24"/>
+          <w:szCs w:val="24"/>
+          <w:rtl w:val="0"/>
+        </w:rPr>
+        <w:t xml:space="preserve"> [3º Requisito Não-Funcional - Métrica de disponibilidade, limite de falhas ou padrão técnico.]</w:t>
+      </w:r>
+    </w:p>
+    <w:p>
+      <w:pPr>
+        <w:pStyle w:val="Heading2"/>
+        <w:keepNext w:val="0"/>
+        <w:keepLines w:val="0"/>
+        <w:spacing w:after="80" w:lineRule="auto"/>
+        <w:jc w:val="both"/>
+        <w:rPr>
+          <w:b w:val="1"/>
+          <w:bCs w:val="1"/>
+          <w:sz w:val="24"/>
+          <w:szCs w:val="24"/>
+        </w:rPr>
+      </w:pPr>
+      <w:bookmarkStart w:colFirst="0" w:colLast="0" w:name="_qsbb1moo1iye" w:id="10"/>
+      <w:bookmarkEnd w:id="10"/>
+      <w:r>
+        <w:rPr>
+          <w:b w:val="1"/>
+          <w:bCs w:val="1"/>
+          <w:sz w:val="24"/>
+          <w:szCs w:val="24"/>
+          <w:rtl w:val="0"/>
+        </w:rPr>
+        <w:t xml:space="preserve">5. Segurança, Regras de Negócio e Suporte</w:t>
       </w:r>
     </w:p>
     <w:p>
@@ -1538,8 +1452,8 @@
           <w:szCs w:val="24"/>
         </w:rPr>
       </w:pPr>
-      <w:bookmarkStart w:colFirst="0" w:colLast="0" w:name="_ojkjr24p5lmq" w:id="12"/>
-      <w:bookmarkEnd w:id="12"/>
+      <w:bookmarkStart w:colFirst="0" w:colLast="0" w:name="_zd3zc2wxdns5" w:id="11"/>
+      <w:bookmarkEnd w:id="11"/>
       <w:r>
         <w:rPr>
           <w:b w:val="1"/>
@@ -1549,7 +1463,7 @@
           <w:szCs w:val="24"/>
           <w:rtl w:val="0"/>
         </w:rPr>
-        <w:t xml:space="preserve">5.2. Regras de Negócio (RN) e Conformidade Legal</w:t>
+        <w:t xml:space="preserve">5.1. Controle de Acesso e Restrição de Idade</w:t>
       </w:r>
     </w:p>
     <w:p>
@@ -1570,15 +1484,15 @@
           <w:szCs w:val="24"/>
           <w:rtl w:val="0"/>
         </w:rPr>
-        <w:t xml:space="preserve">[RN01 - Proteção de Dados / LGPD]:</w:t>
-      </w:r>
-      <w:r>
-        <w:rPr>
-          <w:sz w:val="24"/>
-          <w:szCs w:val="24"/>
-          <w:rtl w:val="0"/>
-        </w:rPr>
-        <w:t xml:space="preserve"> O sistema deve tratar os dados pessoais em conformidade com a LGPD.</w:t>
+        <w:t xml:space="preserve">Classificação Etária:</w:t>
+      </w:r>
+      <w:r>
+        <w:rPr>
+          <w:sz w:val="24"/>
+          <w:szCs w:val="24"/>
+          <w:rtl w:val="0"/>
+        </w:rPr>
+        <w:t xml:space="preserve"> [Defina se o uso é livre ou restrito a maiores de 18/16 anos e como a idade será confirmada].</w:t>
       </w:r>
     </w:p>
     <w:p>
@@ -1599,15 +1513,15 @@
           <w:szCs w:val="24"/>
           <w:rtl w:val="0"/>
         </w:rPr>
-        <w:t xml:space="preserve">[RN02 - Regra Operacional/Financeira]:</w:t>
-      </w:r>
-      <w:r>
-        <w:rPr>
-          <w:sz w:val="24"/>
-          <w:szCs w:val="24"/>
-          <w:rtl w:val="0"/>
-        </w:rPr>
-        <w:t xml:space="preserve"> [Exemplo: Políticas de cancelamento, prazos e taxas].</w:t>
+        <w:t xml:space="preserve">Autenticação e Autorização:</w:t>
+      </w:r>
+      <w:r>
+        <w:rPr>
+          <w:sz w:val="24"/>
+          <w:szCs w:val="24"/>
+          <w:rtl w:val="0"/>
+        </w:rPr>
+        <w:t xml:space="preserve"> [Defina os níveis de acesso e mecanismos de proteção].</w:t>
       </w:r>
     </w:p>
     <w:p>
@@ -1625,8 +1539,8 @@
           <w:szCs w:val="24"/>
         </w:rPr>
       </w:pPr>
-      <w:bookmarkStart w:colFirst="0" w:colLast="0" w:name="_hid75fb7oub9" w:id="13"/>
-      <w:bookmarkEnd w:id="13"/>
+      <w:bookmarkStart w:colFirst="0" w:colLast="0" w:name="_ojkjr24p5lmq" w:id="12"/>
+      <w:bookmarkEnd w:id="12"/>
       <w:r>
         <w:rPr>
           <w:b w:val="1"/>
@@ -1636,7 +1550,7 @@
           <w:szCs w:val="24"/>
           <w:rtl w:val="0"/>
         </w:rPr>
-        <w:t xml:space="preserve">5.3. Suporte e Manutenibilidade</w:t>
+        <w:t xml:space="preserve">5.2. Regras de Negócio (RN) e Conformidade Legal</w:t>
       </w:r>
     </w:p>
     <w:p>
@@ -1657,15 +1571,15 @@
           <w:szCs w:val="24"/>
           <w:rtl w:val="0"/>
         </w:rPr>
-        <w:t xml:space="preserve">Disponibilidade Esperada:</w:t>
-      </w:r>
-      <w:r>
-        <w:rPr>
-          <w:sz w:val="24"/>
-          <w:szCs w:val="24"/>
-          <w:rtl w:val="0"/>
-        </w:rPr>
-        <w:t xml:space="preserve"> [Taxa de uptime mínima].</w:t>
+        <w:t xml:space="preserve">[RN01 - Proteção de Dados / LGPD]:</w:t>
+      </w:r>
+      <w:r>
+        <w:rPr>
+          <w:sz w:val="24"/>
+          <w:szCs w:val="24"/>
+          <w:rtl w:val="0"/>
+        </w:rPr>
+        <w:t xml:space="preserve"> O sistema deve tratar os dados pessoais em conformidade com a LGPD.</w:t>
       </w:r>
     </w:p>
     <w:p>
@@ -1686,6 +1600,93 @@
           <w:szCs w:val="24"/>
           <w:rtl w:val="0"/>
         </w:rPr>
+        <w:t xml:space="preserve">[RN02 - Regra Operacional/Financeira]:</w:t>
+      </w:r>
+      <w:r>
+        <w:rPr>
+          <w:sz w:val="24"/>
+          <w:szCs w:val="24"/>
+          <w:rtl w:val="0"/>
+        </w:rPr>
+        <w:t xml:space="preserve"> [Exemplo: Políticas de cancelamento, prazos e taxas].</w:t>
+      </w:r>
+    </w:p>
+    <w:p>
+      <w:pPr>
+        <w:pStyle w:val="Heading3"/>
+        <w:keepNext w:val="0"/>
+        <w:keepLines w:val="0"/>
+        <w:spacing w:before="280" w:lineRule="auto"/>
+        <w:jc w:val="both"/>
+        <w:rPr>
+          <w:b w:val="1"/>
+          <w:bCs w:val="1"/>
+          <w:color w:val="000000"/>
+          <w:sz w:val="24"/>
+          <w:szCs w:val="24"/>
+        </w:rPr>
+      </w:pPr>
+      <w:bookmarkStart w:colFirst="0" w:colLast="0" w:name="_hid75fb7oub9" w:id="13"/>
+      <w:bookmarkEnd w:id="13"/>
+      <w:r>
+        <w:rPr>
+          <w:b w:val="1"/>
+          <w:bCs w:val="1"/>
+          <w:color w:val="000000"/>
+          <w:sz w:val="24"/>
+          <w:szCs w:val="24"/>
+          <w:rtl w:val="0"/>
+        </w:rPr>
+        <w:t xml:space="preserve">5.3. Suporte e Manutenibilidade</w:t>
+      </w:r>
+    </w:p>
+    <w:p>
+      <w:pPr>
+        <w:spacing w:after="240" w:before="240" w:lineRule="auto"/>
+        <w:ind w:left="720" w:firstLine="0"/>
+        <w:jc w:val="both"/>
+        <w:rPr>
+          <w:sz w:val="24"/>
+          <w:szCs w:val="24"/>
+        </w:rPr>
+      </w:pPr>
+      <w:r>
+        <w:rPr>
+          <w:b w:val="1"/>
+          <w:bCs w:val="1"/>
+          <w:sz w:val="24"/>
+          <w:szCs w:val="24"/>
+          <w:rtl w:val="0"/>
+        </w:rPr>
+        <w:t xml:space="preserve">Disponibilidade Esperada:</w:t>
+      </w:r>
+      <w:r>
+        <w:rPr>
+          <w:sz w:val="24"/>
+          <w:szCs w:val="24"/>
+          <w:rtl w:val="0"/>
+        </w:rPr>
+        <w:t xml:space="preserve"> [Taxa de uptime mínima].</w:t>
+      </w:r>
+    </w:p>
+    <w:p>
+      <w:pPr>
+        <w:spacing w:after="240" w:before="240" w:lineRule="auto"/>
+        <w:ind w:left="720" w:firstLine="0"/>
+        <w:jc w:val="both"/>
+        <w:rPr>
+          <w:sz w:val="24"/>
+          <w:szCs w:val="24"/>
+        </w:rPr>
+      </w:pPr>
+      <w:r>
+        <w:rPr>
+          <w:b w:val="1"/>
+          <w:bCs w:val="1"/>
+          <w:sz w:val="24"/>
+          <w:szCs w:val="24"/>
+          <w:rtl w:val="0"/>
+        </w:rPr>
         <w:t xml:space="preserve">Canais de Suporte:</w:t>
       </w:r>
       <w:r>
@@ -1869,7 +1870,10 @@
     </w:p>
     <w:p>
       <w:pPr>
-        <w:rPr/>
+        <w:rPr>
+          <w:sz w:val="24"/>
+          <w:szCs w:val="24"/>
+        </w:rPr>
         <w:sectPr>
           <w:type w:val="nextPage"/>
           <w:pgSz w:h="16834" w:w="11909" w:orient="portrait"/>
@@ -1950,23 +1954,23 @@
           <w:p>
             <w:pPr>
               <w:spacing w:line="360" w:lineRule="auto"/>
-              <w:jc w:val="both"/>
-              <w:rPr>
-                <w:b w:val="1"/>
-                <w:bCs w:val="1"/>
-                <w:sz w:val="24"/>
-                <w:szCs w:val="24"/>
-              </w:rPr>
-            </w:pPr>
-            <w:r>
-              <w:rPr>
-                <w:b w:val="1"/>
-                <w:bCs w:val="1"/>
-                <w:sz w:val="24"/>
-                <w:szCs w:val="24"/>
-                <w:rtl w:val="0"/>
-              </w:rPr>
-              <w:t xml:space="preserve">RF01 - </w:t>
+              <w:jc w:val="left"/>
+              <w:rPr>
+                <w:b w:val="1"/>
+                <w:bCs w:val="1"/>
+                <w:sz w:val="24"/>
+                <w:szCs w:val="24"/>
+              </w:rPr>
+            </w:pPr>
+            <w:r>
+              <w:rPr>
+                <w:b w:val="1"/>
+                <w:bCs w:val="1"/>
+                <w:sz w:val="24"/>
+                <w:szCs w:val="24"/>
+                <w:rtl w:val="0"/>
+              </w:rPr>
+              <w:t xml:space="preserve">RF01    Autenticação e Perfil do Jogador</w:t>
             </w:r>
           </w:p>
         </w:tc>
@@ -2000,7 +2004,7 @@
                 <w:szCs w:val="24"/>
                 <w:rtl w:val="0"/>
               </w:rPr>
-              <w:t xml:space="preserve">Evidente (     )</w:t>
+              <w:t xml:space="preserve">Evidente ( x )</w:t>
             </w:r>
           </w:p>
         </w:tc>
@@ -2059,25 +2063,22 @@
           </w:tcPr>
           <w:p>
             <w:pPr>
-              <w:widowControl w:val="0"/>
-              <w:spacing w:line="240" w:lineRule="auto"/>
-              <w:jc w:val="both"/>
-              <w:rPr>
-                <w:b w:val="1"/>
-                <w:bCs w:val="1"/>
-                <w:sz w:val="24"/>
-                <w:szCs w:val="24"/>
-              </w:rPr>
-            </w:pPr>
-            <w:r>
-              <w:rPr>
-                <w:b w:val="1"/>
-                <w:bCs w:val="1"/>
-                <w:sz w:val="24"/>
-                <w:szCs w:val="24"/>
-                <w:rtl w:val="0"/>
-              </w:rPr>
-              <w:t xml:space="preserve">Descrição:</w:t>
+              <w:spacing w:line="240" w:lineRule="auto"/>
+              <w:rPr/>
+            </w:pPr>
+            <w:r>
+              <w:rPr>
+                <w:b w:val="1"/>
+                <w:bCs w:val="1"/>
+                <w:rtl w:val="0"/>
+              </w:rPr>
+              <w:t xml:space="preserve">Descrição: </w:t>
+            </w:r>
+            <w:r>
+              <w:rPr>
+                <w:rtl w:val="0"/>
+              </w:rPr>
+              <w:t xml:space="preserve">O sistema deve permitir o cadastro e login do jogador via e-mail, senha e nome de usuário (nickname), registrando o progresso do perfil.</w:t>
             </w:r>
           </w:p>
         </w:tc>
@@ -2358,16 +2359,17 @@
               <w:spacing w:line="240" w:lineRule="auto"/>
               <w:jc w:val="both"/>
               <w:rPr>
-                <w:b w:val="1"/>
-                <w:bCs w:val="1"/>
-                <w:sz w:val="24"/>
-                <w:szCs w:val="24"/>
-              </w:rPr>
-            </w:pPr>
-            <w:r>
-              <w:rPr>
-                <w:rtl w:val="0"/>
-              </w:rPr>
+                <w:sz w:val="24"/>
+                <w:szCs w:val="24"/>
+              </w:rPr>
+            </w:pPr>
+            <w:r>
+              <w:rPr>
+                <w:sz w:val="24"/>
+                <w:szCs w:val="24"/>
+                <w:rtl w:val="0"/>
+              </w:rPr>
+              <w:t xml:space="preserve">As senhas de usuário devem ser armazenadas com criptografia de hash seguro (BCrypt ou Argon2).</w:t>
             </w:r>
           </w:p>
         </w:tc>
@@ -2388,16 +2390,17 @@
               <w:spacing w:line="240" w:lineRule="auto"/>
               <w:jc w:val="center"/>
               <w:rPr>
-                <w:b w:val="1"/>
-                <w:bCs w:val="1"/>
-                <w:sz w:val="24"/>
-                <w:szCs w:val="24"/>
-              </w:rPr>
-            </w:pPr>
-            <w:r>
-              <w:rPr>
-                <w:rtl w:val="0"/>
-              </w:rPr>
+                <w:sz w:val="24"/>
+                <w:szCs w:val="24"/>
+              </w:rPr>
+            </w:pPr>
+            <w:r>
+              <w:rPr>
+                <w:sz w:val="24"/>
+                <w:szCs w:val="24"/>
+                <w:rtl w:val="0"/>
+              </w:rPr>
+              <w:t xml:space="preserve">Autenticação</w:t>
             </w:r>
           </w:p>
         </w:tc>
@@ -2418,16 +2421,17 @@
               <w:spacing w:line="240" w:lineRule="auto"/>
               <w:jc w:val="center"/>
               <w:rPr>
-                <w:b w:val="1"/>
-                <w:bCs w:val="1"/>
-                <w:sz w:val="24"/>
-                <w:szCs w:val="24"/>
-              </w:rPr>
-            </w:pPr>
-            <w:r>
-              <w:rPr>
-                <w:rtl w:val="0"/>
-              </w:rPr>
+                <w:sz w:val="24"/>
+                <w:szCs w:val="24"/>
+              </w:rPr>
+            </w:pPr>
+            <w:r>
+              <w:rPr>
+                <w:sz w:val="24"/>
+                <w:szCs w:val="24"/>
+                <w:rtl w:val="0"/>
+              </w:rPr>
+              <w:t xml:space="preserve">não</w:t>
             </w:r>
           </w:p>
         </w:tc>
@@ -2448,16 +2452,17 @@
               <w:spacing w:line="240" w:lineRule="auto"/>
               <w:jc w:val="center"/>
               <w:rPr>
-                <w:b w:val="1"/>
-                <w:bCs w:val="1"/>
-                <w:sz w:val="24"/>
-                <w:szCs w:val="24"/>
-              </w:rPr>
-            </w:pPr>
-            <w:r>
-              <w:rPr>
-                <w:rtl w:val="0"/>
-              </w:rPr>
+                <w:sz w:val="24"/>
+                <w:szCs w:val="24"/>
+              </w:rPr>
+            </w:pPr>
+            <w:r>
+              <w:rPr>
+                <w:sz w:val="24"/>
+                <w:szCs w:val="24"/>
+                <w:rtl w:val="0"/>
+              </w:rPr>
+              <w:t xml:space="preserve">Sim</w:t>
             </w:r>
           </w:p>
         </w:tc>
@@ -2519,16 +2524,17 @@
               <w:spacing w:line="240" w:lineRule="auto"/>
               <w:jc w:val="both"/>
               <w:rPr>
-                <w:b w:val="1"/>
-                <w:bCs w:val="1"/>
-                <w:sz w:val="24"/>
-                <w:szCs w:val="24"/>
-              </w:rPr>
-            </w:pPr>
-            <w:r>
-              <w:rPr>
-                <w:rtl w:val="0"/>
-              </w:rPr>
+                <w:sz w:val="24"/>
+                <w:szCs w:val="24"/>
+              </w:rPr>
+            </w:pPr>
+            <w:r>
+              <w:rPr>
+                <w:sz w:val="24"/>
+                <w:szCs w:val="24"/>
+                <w:rtl w:val="0"/>
+              </w:rPr>
+              <w:t xml:space="preserve">A autenticação do jogador e o carregamento do perfil em nuvem devem ser concluídos em menos de 2,0 segundos.</w:t>
             </w:r>
           </w:p>
         </w:tc>
@@ -2623,168 +2629,82 @@
           </w:p>
         </w:tc>
       </w:tr>
-      <w:tr>
-        <w:trPr>
-          <w:cantSplit w:val="0"/>
-          <w:tblHeader w:val="0"/>
-        </w:trPr>
-        <w:tc>
-          <w:tcPr>
-            <w:shd w:fill="auto" w:val="clear"/>
-            <w:tcMar>
-              <w:top w:w="100.0" w:type="dxa"/>
-              <w:left w:w="100.0" w:type="dxa"/>
-              <w:bottom w:w="100.0" w:type="dxa"/>
-              <w:right w:w="100.0" w:type="dxa"/>
-            </w:tcMar>
-            <w:vAlign w:val="top"/>
-          </w:tcPr>
-          <w:p>
-            <w:pPr>
-              <w:widowControl w:val="0"/>
-              <w:spacing w:line="240" w:lineRule="auto"/>
-              <w:jc w:val="both"/>
-              <w:rPr>
-                <w:b w:val="1"/>
-                <w:bCs w:val="1"/>
-                <w:sz w:val="24"/>
-                <w:szCs w:val="24"/>
-              </w:rPr>
-            </w:pPr>
-            <w:r>
-              <w:rPr>
-                <w:b w:val="1"/>
-                <w:bCs w:val="1"/>
-                <w:sz w:val="24"/>
-                <w:szCs w:val="24"/>
-                <w:rtl w:val="0"/>
-              </w:rPr>
-              <w:t xml:space="preserve">RFN 01.03 -</w:t>
-            </w:r>
-          </w:p>
-        </w:tc>
-        <w:tc>
-          <w:tcPr>
-            <w:shd w:fill="auto" w:val="clear"/>
-            <w:tcMar>
-              <w:top w:w="100.0" w:type="dxa"/>
-              <w:left w:w="100.0" w:type="dxa"/>
-              <w:bottom w:w="100.0" w:type="dxa"/>
-              <w:right w:w="100.0" w:type="dxa"/>
-            </w:tcMar>
-            <w:vAlign w:val="top"/>
-          </w:tcPr>
-          <w:p>
-            <w:pPr>
-              <w:widowControl w:val="0"/>
-              <w:spacing w:line="240" w:lineRule="auto"/>
-              <w:jc w:val="both"/>
-              <w:rPr>
-                <w:b w:val="1"/>
-                <w:bCs w:val="1"/>
-                <w:sz w:val="24"/>
-                <w:szCs w:val="24"/>
-              </w:rPr>
-            </w:pPr>
-            <w:r>
-              <w:rPr>
-                <w:rtl w:val="0"/>
-              </w:rPr>
-            </w:r>
-          </w:p>
-        </w:tc>
-        <w:tc>
-          <w:tcPr>
-            <w:shd w:fill="auto" w:val="clear"/>
-            <w:tcMar>
-              <w:top w:w="100.0" w:type="dxa"/>
-              <w:left w:w="100.0" w:type="dxa"/>
-              <w:bottom w:w="100.0" w:type="dxa"/>
-              <w:right w:w="100.0" w:type="dxa"/>
-            </w:tcMar>
-            <w:vAlign w:val="top"/>
-          </w:tcPr>
-          <w:p>
-            <w:pPr>
-              <w:widowControl w:val="0"/>
-              <w:spacing w:line="240" w:lineRule="auto"/>
-              <w:jc w:val="center"/>
-              <w:rPr>
-                <w:b w:val="1"/>
-                <w:bCs w:val="1"/>
-                <w:sz w:val="24"/>
-                <w:szCs w:val="24"/>
-              </w:rPr>
-            </w:pPr>
-            <w:r>
-              <w:rPr>
-                <w:rtl w:val="0"/>
-              </w:rPr>
-            </w:r>
-          </w:p>
-        </w:tc>
-        <w:tc>
-          <w:tcPr>
-            <w:shd w:fill="auto" w:val="clear"/>
-            <w:tcMar>
-              <w:top w:w="100.0" w:type="dxa"/>
-              <w:left w:w="100.0" w:type="dxa"/>
-              <w:bottom w:w="100.0" w:type="dxa"/>
-              <w:right w:w="100.0" w:type="dxa"/>
-            </w:tcMar>
-            <w:vAlign w:val="top"/>
-          </w:tcPr>
-          <w:p>
-            <w:pPr>
-              <w:widowControl w:val="0"/>
-              <w:spacing w:line="240" w:lineRule="auto"/>
-              <w:jc w:val="center"/>
-              <w:rPr>
-                <w:b w:val="1"/>
-                <w:bCs w:val="1"/>
-                <w:sz w:val="24"/>
-                <w:szCs w:val="24"/>
-              </w:rPr>
-            </w:pPr>
-            <w:r>
-              <w:rPr>
-                <w:rtl w:val="0"/>
-              </w:rPr>
-            </w:r>
-          </w:p>
-        </w:tc>
-        <w:tc>
-          <w:tcPr>
-            <w:shd w:fill="auto" w:val="clear"/>
-            <w:tcMar>
-              <w:top w:w="100.0" w:type="dxa"/>
-              <w:left w:w="100.0" w:type="dxa"/>
-              <w:bottom w:w="100.0" w:type="dxa"/>
-              <w:right w:w="100.0" w:type="dxa"/>
-            </w:tcMar>
-            <w:vAlign w:val="top"/>
-          </w:tcPr>
-          <w:p>
-            <w:pPr>
-              <w:widowControl w:val="0"/>
-              <w:spacing w:line="240" w:lineRule="auto"/>
-              <w:jc w:val="center"/>
-              <w:rPr>
-                <w:b w:val="1"/>
-                <w:bCs w:val="1"/>
-                <w:sz w:val="24"/>
-                <w:szCs w:val="24"/>
-              </w:rPr>
-            </w:pPr>
-            <w:r>
-              <w:rPr>
-                <w:rtl w:val="0"/>
-              </w:rPr>
-            </w:r>
-          </w:p>
-        </w:tc>
-      </w:tr>
     </w:tbl>
+    <w:p>
+      <w:pPr>
+        <w:spacing w:line="360" w:lineRule="auto"/>
+        <w:jc w:val="both"/>
+        <w:rPr>
+          <w:sz w:val="24"/>
+          <w:szCs w:val="24"/>
+        </w:rPr>
+      </w:pPr>
+      <w:r>
+        <w:rPr>
+          <w:rtl w:val="0"/>
+        </w:rPr>
+      </w:r>
+    </w:p>
+    <w:p>
+      <w:pPr>
+        <w:spacing w:line="360" w:lineRule="auto"/>
+        <w:jc w:val="both"/>
+        <w:rPr>
+          <w:sz w:val="24"/>
+          <w:szCs w:val="24"/>
+        </w:rPr>
+      </w:pPr>
+      <w:r>
+        <w:rPr>
+          <w:rtl w:val="0"/>
+        </w:rPr>
+      </w:r>
+    </w:p>
+    <w:p>
+      <w:pPr>
+        <w:spacing w:line="360" w:lineRule="auto"/>
+        <w:jc w:val="both"/>
+        <w:rPr>
+          <w:sz w:val="24"/>
+          <w:szCs w:val="24"/>
+        </w:rPr>
+      </w:pPr>
+      <w:r>
+        <w:rPr>
+          <w:rtl w:val="0"/>
+        </w:rPr>
+      </w:r>
+    </w:p>
+    <w:p>
+      <w:pPr>
+        <w:spacing w:line="360" w:lineRule="auto"/>
+        <w:jc w:val="both"/>
+        <w:rPr>
+          <w:sz w:val="24"/>
+          <w:szCs w:val="24"/>
+        </w:rPr>
+      </w:pPr>
+      <w:r>
+        <w:rPr>
+          <w:rtl w:val="0"/>
+        </w:rPr>
+      </w:r>
+    </w:p>
+    <w:p>
+      <w:pPr>
+        <w:spacing w:line="360" w:lineRule="auto"/>
+        <w:jc w:val="both"/>
+        <w:rPr>
+          <w:sz w:val="24"/>
+          <w:szCs w:val="24"/>
+        </w:rPr>
+      </w:pPr>
+      <w:r>
+        <w:rPr>
+          <w:rtl w:val="0"/>
+        </w:rPr>
+      </w:r>
+    </w:p>
     <w:p>
       <w:pPr>
         <w:spacing w:line="360" w:lineRule="auto"/>
@@ -2833,6 +2753,7 @@
     <w:tbl>
       <w:tblPr>
         <w:tblStyle w:val="Table2"/>
+        <w:tblpPr w:leftFromText="180" w:rightFromText="180" w:topFromText="180" w:bottomFromText="180" w:vertAnchor="text" w:horzAnchor="text" w:tblpX="-545.7874015748031" w:tblpY="0"/>
         <w:tblW w:w="14025.0" w:type="dxa"/>
         <w:jc w:val="left"/>
         <w:tblBorders>
@@ -2872,6 +2793,1565 @@
           <w:tcPr>
             <w:gridSpan w:val="3"/>
             <w:shd w:fill="b7b7b7" w:val="clear"/>
+          </w:tcPr>
+          <w:p>
+            <w:pPr>
+              <w:spacing w:line="360" w:lineRule="auto"/>
+              <w:jc w:val="both"/>
+              <w:rPr>
+                <w:b w:val="1"/>
+                <w:bCs w:val="1"/>
+                <w:sz w:val="24"/>
+                <w:szCs w:val="24"/>
+              </w:rPr>
+            </w:pPr>
+            <w:r>
+              <w:rPr>
+                <w:b w:val="1"/>
+                <w:bCs w:val="1"/>
+                <w:sz w:val="24"/>
+                <w:szCs w:val="24"/>
+                <w:rtl w:val="0"/>
+              </w:rPr>
+              <w:t xml:space="preserve">RF02 - Gestão de Configurações do Jogo</w:t>
+            </w:r>
+          </w:p>
+        </w:tc>
+        <w:tc>
+          <w:tcPr/>
+          <w:p>
+            <w:pPr>
+              <w:widowControl w:val="0"/>
+              <w:spacing w:line="240" w:lineRule="auto"/>
+              <w:rPr>
+                <w:b w:val="1"/>
+                <w:bCs w:val="1"/>
+                <w:sz w:val="24"/>
+                <w:szCs w:val="24"/>
+              </w:rPr>
+            </w:pPr>
+            <w:r>
+              <w:rPr>
+                <w:b w:val="1"/>
+                <w:bCs w:val="1"/>
+                <w:sz w:val="24"/>
+                <w:szCs w:val="24"/>
+                <w:rtl w:val="0"/>
+              </w:rPr>
+              <w:t xml:space="preserve">Evidente (  x  )</w:t>
+            </w:r>
+          </w:p>
+        </w:tc>
+        <w:tc>
+          <w:tcPr/>
+          <w:p>
+            <w:pPr>
+              <w:widowControl w:val="0"/>
+              <w:spacing w:line="240" w:lineRule="auto"/>
+              <w:rPr>
+                <w:b w:val="1"/>
+                <w:bCs w:val="1"/>
+                <w:sz w:val="24"/>
+                <w:szCs w:val="24"/>
+              </w:rPr>
+            </w:pPr>
+            <w:r>
+              <w:rPr>
+                <w:b w:val="1"/>
+                <w:bCs w:val="1"/>
+                <w:sz w:val="24"/>
+                <w:szCs w:val="24"/>
+                <w:rtl w:val="0"/>
+              </w:rPr>
+              <w:t xml:space="preserve">Oculto (     )</w:t>
+            </w:r>
+          </w:p>
+        </w:tc>
+      </w:tr>
+      <w:tr>
+        <w:trPr>
+          <w:cantSplit w:val="0"/>
+          <w:trHeight w:val="440" w:hRule="atLeast"/>
+          <w:tblHeader w:val="0"/>
+        </w:trPr>
+        <w:tc>
+          <w:tcPr>
+            <w:gridSpan w:val="5"/>
+          </w:tcPr>
+          <w:p>
+            <w:pPr>
+              <w:widowControl w:val="0"/>
+              <w:spacing w:line="240" w:lineRule="auto"/>
+              <w:jc w:val="both"/>
+              <w:rPr>
+                <w:sz w:val="24"/>
+                <w:szCs w:val="24"/>
+              </w:rPr>
+            </w:pPr>
+            <w:r>
+              <w:rPr>
+                <w:b w:val="1"/>
+                <w:bCs w:val="1"/>
+                <w:sz w:val="24"/>
+                <w:szCs w:val="24"/>
+                <w:rtl w:val="0"/>
+              </w:rPr>
+              <w:t xml:space="preserve">Descrição:</w:t>
+            </w:r>
+            <w:r>
+              <w:rPr>
+                <w:sz w:val="24"/>
+                <w:szCs w:val="24"/>
+                <w:rtl w:val="0"/>
+              </w:rPr>
+              <w:t xml:space="preserve"> O sistema deve permitir a alteração e salvamento de parâmetro de jogo, incluindo volume de som, resolução de tela e sensibilidade do mouse/gamepad</w:t>
+            </w:r>
+          </w:p>
+        </w:tc>
+      </w:tr>
+      <w:tr>
+        <w:trPr>
+          <w:cantSplit w:val="0"/>
+          <w:trHeight w:val="440" w:hRule="atLeast"/>
+          <w:tblHeader w:val="0"/>
+        </w:trPr>
+        <w:tc>
+          <w:tcPr>
+            <w:gridSpan w:val="5"/>
+            <w:shd w:fill="b7b7b7" w:val="clear"/>
+          </w:tcPr>
+          <w:p>
+            <w:pPr>
+              <w:widowControl w:val="0"/>
+              <w:spacing w:line="240" w:lineRule="auto"/>
+              <w:rPr>
+                <w:b w:val="1"/>
+                <w:bCs w:val="1"/>
+                <w:sz w:val="24"/>
+                <w:szCs w:val="24"/>
+              </w:rPr>
+            </w:pPr>
+            <w:r>
+              <w:rPr>
+                <w:b w:val="1"/>
+                <w:bCs w:val="1"/>
+                <w:sz w:val="24"/>
+                <w:szCs w:val="24"/>
+                <w:rtl w:val="0"/>
+              </w:rPr>
+              <w:t xml:space="preserve">Requisitos Não-Funcionais</w:t>
+            </w:r>
+          </w:p>
+        </w:tc>
+      </w:tr>
+      <w:tr>
+        <w:trPr>
+          <w:cantSplit w:val="0"/>
+          <w:tblHeader w:val="0"/>
+        </w:trPr>
+        <w:tc>
+          <w:tcPr>
+            <w:shd w:fill="b7b7b7" w:val="clear"/>
+          </w:tcPr>
+          <w:p>
+            <w:pPr>
+              <w:widowControl w:val="0"/>
+              <w:spacing w:line="240" w:lineRule="auto"/>
+              <w:jc w:val="both"/>
+              <w:rPr>
+                <w:b w:val="1"/>
+                <w:bCs w:val="1"/>
+                <w:sz w:val="24"/>
+                <w:szCs w:val="24"/>
+              </w:rPr>
+            </w:pPr>
+            <w:r>
+              <w:rPr>
+                <w:b w:val="1"/>
+                <w:bCs w:val="1"/>
+                <w:sz w:val="24"/>
+                <w:szCs w:val="24"/>
+                <w:rtl w:val="0"/>
+              </w:rPr>
+              <w:t xml:space="preserve">Nome</w:t>
+            </w:r>
+          </w:p>
+        </w:tc>
+        <w:tc>
+          <w:tcPr>
+            <w:shd w:fill="b7b7b7" w:val="clear"/>
+          </w:tcPr>
+          <w:p>
+            <w:pPr>
+              <w:widowControl w:val="0"/>
+              <w:spacing w:line="240" w:lineRule="auto"/>
+              <w:rPr>
+                <w:b w:val="1"/>
+                <w:bCs w:val="1"/>
+                <w:sz w:val="24"/>
+                <w:szCs w:val="24"/>
+              </w:rPr>
+            </w:pPr>
+            <w:r>
+              <w:rPr>
+                <w:b w:val="1"/>
+                <w:bCs w:val="1"/>
+                <w:sz w:val="24"/>
+                <w:szCs w:val="24"/>
+                <w:rtl w:val="0"/>
+              </w:rPr>
+              <w:t xml:space="preserve">Restrição</w:t>
+            </w:r>
+          </w:p>
+        </w:tc>
+        <w:tc>
+          <w:tcPr>
+            <w:shd w:fill="b7b7b7" w:val="clear"/>
+          </w:tcPr>
+          <w:p>
+            <w:pPr>
+              <w:widowControl w:val="0"/>
+              <w:spacing w:line="240" w:lineRule="auto"/>
+              <w:rPr>
+                <w:b w:val="1"/>
+                <w:bCs w:val="1"/>
+                <w:sz w:val="24"/>
+                <w:szCs w:val="24"/>
+              </w:rPr>
+            </w:pPr>
+            <w:r>
+              <w:rPr>
+                <w:b w:val="1"/>
+                <w:bCs w:val="1"/>
+                <w:sz w:val="24"/>
+                <w:szCs w:val="24"/>
+                <w:rtl w:val="0"/>
+              </w:rPr>
+              <w:t xml:space="preserve">Categoria</w:t>
+            </w:r>
+          </w:p>
+        </w:tc>
+        <w:tc>
+          <w:tcPr>
+            <w:shd w:fill="b7b7b7" w:val="clear"/>
+          </w:tcPr>
+          <w:p>
+            <w:pPr>
+              <w:widowControl w:val="0"/>
+              <w:spacing w:line="240" w:lineRule="auto"/>
+              <w:rPr>
+                <w:b w:val="1"/>
+                <w:bCs w:val="1"/>
+                <w:sz w:val="24"/>
+                <w:szCs w:val="24"/>
+              </w:rPr>
+            </w:pPr>
+            <w:r>
+              <w:rPr>
+                <w:b w:val="1"/>
+                <w:bCs w:val="1"/>
+                <w:sz w:val="24"/>
+                <w:szCs w:val="24"/>
+                <w:rtl w:val="0"/>
+              </w:rPr>
+              <w:t xml:space="preserve">Desejável</w:t>
+            </w:r>
+          </w:p>
+        </w:tc>
+        <w:tc>
+          <w:tcPr>
+            <w:shd w:fill="b7b7b7" w:val="clear"/>
+          </w:tcPr>
+          <w:p>
+            <w:pPr>
+              <w:widowControl w:val="0"/>
+              <w:spacing w:line="240" w:lineRule="auto"/>
+              <w:rPr>
+                <w:b w:val="1"/>
+                <w:bCs w:val="1"/>
+                <w:sz w:val="24"/>
+                <w:szCs w:val="24"/>
+              </w:rPr>
+            </w:pPr>
+            <w:r>
+              <w:rPr>
+                <w:b w:val="1"/>
+                <w:bCs w:val="1"/>
+                <w:sz w:val="24"/>
+                <w:szCs w:val="24"/>
+                <w:rtl w:val="0"/>
+              </w:rPr>
+              <w:t xml:space="preserve">Estável</w:t>
+            </w:r>
+          </w:p>
+        </w:tc>
+      </w:tr>
+      <w:tr>
+        <w:trPr>
+          <w:cantSplit w:val="0"/>
+          <w:tblHeader w:val="0"/>
+        </w:trPr>
+        <w:tc>
+          <w:tcPr/>
+          <w:p>
+            <w:pPr>
+              <w:widowControl w:val="0"/>
+              <w:spacing w:line="240" w:lineRule="auto"/>
+              <w:jc w:val="both"/>
+              <w:rPr>
+                <w:b w:val="1"/>
+                <w:bCs w:val="1"/>
+                <w:sz w:val="24"/>
+                <w:szCs w:val="24"/>
+              </w:rPr>
+            </w:pPr>
+            <w:r>
+              <w:rPr>
+                <w:b w:val="1"/>
+                <w:bCs w:val="1"/>
+                <w:sz w:val="24"/>
+                <w:szCs w:val="24"/>
+                <w:rtl w:val="0"/>
+              </w:rPr>
+              <w:t xml:space="preserve">RFN 02.01 -  </w:t>
+            </w:r>
+          </w:p>
+        </w:tc>
+        <w:tc>
+          <w:tcPr/>
+          <w:p>
+            <w:pPr>
+              <w:widowControl w:val="0"/>
+              <w:spacing w:line="240" w:lineRule="auto"/>
+              <w:jc w:val="both"/>
+              <w:rPr>
+                <w:sz w:val="24"/>
+                <w:szCs w:val="24"/>
+              </w:rPr>
+            </w:pPr>
+            <w:r>
+              <w:rPr>
+                <w:sz w:val="24"/>
+                <w:szCs w:val="24"/>
+                <w:rtl w:val="0"/>
+              </w:rPr>
+              <w:t xml:space="preserve">As alterações nas configuração do jogo devem persistir em arquivo local (.json/.ini) imediatamente após a confirmação.</w:t>
+            </w:r>
+          </w:p>
+        </w:tc>
+        <w:tc>
+          <w:tcPr/>
+          <w:p>
+            <w:pPr>
+              <w:widowControl w:val="0"/>
+              <w:spacing w:line="240" w:lineRule="auto"/>
+              <w:jc w:val="center"/>
+              <w:rPr>
+                <w:sz w:val="24"/>
+                <w:szCs w:val="24"/>
+              </w:rPr>
+            </w:pPr>
+            <w:r>
+              <w:rPr>
+                <w:sz w:val="24"/>
+                <w:szCs w:val="24"/>
+                <w:rtl w:val="0"/>
+              </w:rPr>
+              <w:t xml:space="preserve">Interface / Configuração</w:t>
+            </w:r>
+          </w:p>
+        </w:tc>
+        <w:tc>
+          <w:tcPr/>
+          <w:p>
+            <w:pPr>
+              <w:widowControl w:val="0"/>
+              <w:spacing w:line="240" w:lineRule="auto"/>
+              <w:jc w:val="center"/>
+              <w:rPr>
+                <w:b w:val="1"/>
+                <w:bCs w:val="1"/>
+                <w:sz w:val="24"/>
+                <w:szCs w:val="24"/>
+              </w:rPr>
+            </w:pPr>
+            <w:r>
+              <w:rPr>
+                <w:b w:val="1"/>
+                <w:bCs w:val="1"/>
+                <w:sz w:val="24"/>
+                <w:szCs w:val="24"/>
+                <w:rtl w:val="0"/>
+              </w:rPr>
+              <w:t xml:space="preserve">Sim</w:t>
+            </w:r>
+          </w:p>
+        </w:tc>
+        <w:tc>
+          <w:tcPr/>
+          <w:p>
+            <w:pPr>
+              <w:widowControl w:val="0"/>
+              <w:spacing w:line="240" w:lineRule="auto"/>
+              <w:jc w:val="center"/>
+              <w:rPr>
+                <w:b w:val="1"/>
+                <w:bCs w:val="1"/>
+                <w:sz w:val="24"/>
+                <w:szCs w:val="24"/>
+              </w:rPr>
+            </w:pPr>
+            <w:r>
+              <w:rPr>
+                <w:b w:val="1"/>
+                <w:bCs w:val="1"/>
+                <w:sz w:val="24"/>
+                <w:szCs w:val="24"/>
+                <w:rtl w:val="0"/>
+              </w:rPr>
+              <w:t xml:space="preserve">Sim</w:t>
+            </w:r>
+          </w:p>
+        </w:tc>
+      </w:tr>
+    </w:tbl>
+    <w:p>
+      <w:pPr>
+        <w:spacing w:line="360" w:lineRule="auto"/>
+        <w:jc w:val="both"/>
+        <w:rPr>
+          <w:sz w:val="24"/>
+          <w:szCs w:val="24"/>
+        </w:rPr>
+      </w:pPr>
+      <w:r>
+        <w:rPr>
+          <w:rtl w:val="0"/>
+        </w:rPr>
+      </w:r>
+    </w:p>
+    <w:p>
+      <w:pPr>
+        <w:spacing w:line="360" w:lineRule="auto"/>
+        <w:jc w:val="both"/>
+        <w:rPr>
+          <w:sz w:val="24"/>
+          <w:szCs w:val="24"/>
+        </w:rPr>
+      </w:pPr>
+      <w:r>
+        <w:rPr>
+          <w:rtl w:val="0"/>
+        </w:rPr>
+      </w:r>
+    </w:p>
+    <w:p>
+      <w:pPr>
+        <w:spacing w:line="360" w:lineRule="auto"/>
+        <w:jc w:val="both"/>
+        <w:rPr>
+          <w:sz w:val="24"/>
+          <w:szCs w:val="24"/>
+        </w:rPr>
+      </w:pPr>
+      <w:r>
+        <w:rPr>
+          <w:rtl w:val="0"/>
+        </w:rPr>
+      </w:r>
+    </w:p>
+    <w:p>
+      <w:pPr>
+        <w:spacing w:line="360" w:lineRule="auto"/>
+        <w:jc w:val="both"/>
+        <w:rPr>
+          <w:sz w:val="24"/>
+          <w:szCs w:val="24"/>
+        </w:rPr>
+      </w:pPr>
+      <w:r>
+        <w:rPr>
+          <w:rtl w:val="0"/>
+        </w:rPr>
+      </w:r>
+    </w:p>
+    <w:p>
+      <w:pPr>
+        <w:spacing w:line="360" w:lineRule="auto"/>
+        <w:jc w:val="both"/>
+        <w:rPr>
+          <w:sz w:val="24"/>
+          <w:szCs w:val="24"/>
+        </w:rPr>
+      </w:pPr>
+      <w:r>
+        <w:rPr>
+          <w:rtl w:val="0"/>
+        </w:rPr>
+      </w:r>
+    </w:p>
+    <w:p>
+      <w:pPr>
+        <w:spacing w:line="360" w:lineRule="auto"/>
+        <w:jc w:val="both"/>
+        <w:rPr>
+          <w:sz w:val="24"/>
+          <w:szCs w:val="24"/>
+        </w:rPr>
+      </w:pPr>
+      <w:r>
+        <w:rPr>
+          <w:rtl w:val="0"/>
+        </w:rPr>
+      </w:r>
+    </w:p>
+    <w:p>
+      <w:pPr>
+        <w:spacing w:line="360" w:lineRule="auto"/>
+        <w:jc w:val="both"/>
+        <w:rPr>
+          <w:sz w:val="24"/>
+          <w:szCs w:val="24"/>
+        </w:rPr>
+      </w:pPr>
+      <w:r>
+        <w:rPr>
+          <w:rtl w:val="0"/>
+        </w:rPr>
+      </w:r>
+    </w:p>
+    <w:p>
+      <w:pPr>
+        <w:spacing w:line="360" w:lineRule="auto"/>
+        <w:jc w:val="both"/>
+        <w:rPr>
+          <w:sz w:val="24"/>
+          <w:szCs w:val="24"/>
+        </w:rPr>
+      </w:pPr>
+      <w:r>
+        <w:rPr>
+          <w:rtl w:val="0"/>
+        </w:rPr>
+      </w:r>
+    </w:p>
+    <w:p>
+      <w:pPr>
+        <w:spacing w:line="360" w:lineRule="auto"/>
+        <w:jc w:val="both"/>
+        <w:rPr>
+          <w:sz w:val="24"/>
+          <w:szCs w:val="24"/>
+        </w:rPr>
+      </w:pPr>
+      <w:r>
+        <w:rPr>
+          <w:rtl w:val="0"/>
+        </w:rPr>
+      </w:r>
+    </w:p>
+    <w:p>
+      <w:pPr>
+        <w:spacing w:line="360" w:lineRule="auto"/>
+        <w:jc w:val="both"/>
+        <w:rPr>
+          <w:sz w:val="24"/>
+          <w:szCs w:val="24"/>
+        </w:rPr>
+      </w:pPr>
+      <w:r>
+        <w:rPr>
+          <w:rtl w:val="0"/>
+        </w:rPr>
+      </w:r>
+    </w:p>
+    <w:p>
+      <w:pPr>
+        <w:spacing w:line="360" w:lineRule="auto"/>
+        <w:jc w:val="both"/>
+        <w:rPr>
+          <w:sz w:val="24"/>
+          <w:szCs w:val="24"/>
+        </w:rPr>
+      </w:pPr>
+      <w:r>
+        <w:rPr>
+          <w:rtl w:val="0"/>
+        </w:rPr>
+      </w:r>
+    </w:p>
+    <w:p>
+      <w:pPr>
+        <w:spacing w:line="360" w:lineRule="auto"/>
+        <w:jc w:val="both"/>
+        <w:rPr>
+          <w:sz w:val="24"/>
+          <w:szCs w:val="24"/>
+        </w:rPr>
+      </w:pPr>
+      <w:r>
+        <w:rPr>
+          <w:rtl w:val="0"/>
+        </w:rPr>
+      </w:r>
+    </w:p>
+    <w:p>
+      <w:pPr>
+        <w:spacing w:line="360" w:lineRule="auto"/>
+        <w:jc w:val="both"/>
+        <w:rPr>
+          <w:sz w:val="24"/>
+          <w:szCs w:val="24"/>
+        </w:rPr>
+      </w:pPr>
+      <w:r>
+        <w:rPr>
+          <w:rtl w:val="0"/>
+        </w:rPr>
+      </w:r>
+    </w:p>
+    <w:p>
+      <w:pPr>
+        <w:spacing w:line="360" w:lineRule="auto"/>
+        <w:jc w:val="both"/>
+        <w:rPr>
+          <w:sz w:val="24"/>
+          <w:szCs w:val="24"/>
+        </w:rPr>
+      </w:pPr>
+      <w:r>
+        <w:rPr>
+          <w:rtl w:val="0"/>
+        </w:rPr>
+      </w:r>
+    </w:p>
+    <w:p>
+      <w:pPr>
+        <w:spacing w:line="360" w:lineRule="auto"/>
+        <w:jc w:val="both"/>
+        <w:rPr>
+          <w:sz w:val="24"/>
+          <w:szCs w:val="24"/>
+        </w:rPr>
+      </w:pPr>
+      <w:r>
+        <w:rPr>
+          <w:rtl w:val="0"/>
+        </w:rPr>
+      </w:r>
+    </w:p>
+    <w:p>
+      <w:pPr>
+        <w:spacing w:line="360" w:lineRule="auto"/>
+        <w:jc w:val="both"/>
+        <w:rPr>
+          <w:sz w:val="24"/>
+          <w:szCs w:val="24"/>
+        </w:rPr>
+      </w:pPr>
+      <w:r>
+        <w:rPr>
+          <w:rtl w:val="0"/>
+        </w:rPr>
+      </w:r>
+    </w:p>
+    <w:p>
+      <w:pPr>
+        <w:spacing w:line="360" w:lineRule="auto"/>
+        <w:jc w:val="both"/>
+        <w:rPr>
+          <w:sz w:val="24"/>
+          <w:szCs w:val="24"/>
+        </w:rPr>
+      </w:pPr>
+      <w:r>
+        <w:rPr>
+          <w:rtl w:val="0"/>
+        </w:rPr>
+      </w:r>
+    </w:p>
+    <w:p>
+      <w:pPr>
+        <w:spacing w:line="360" w:lineRule="auto"/>
+        <w:jc w:val="both"/>
+        <w:rPr>
+          <w:sz w:val="24"/>
+          <w:szCs w:val="24"/>
+        </w:rPr>
+      </w:pPr>
+      <w:r>
+        <w:rPr>
+          <w:rtl w:val="0"/>
+        </w:rPr>
+      </w:r>
+    </w:p>
+    <w:p>
+      <w:pPr>
+        <w:spacing w:line="360" w:lineRule="auto"/>
+        <w:jc w:val="both"/>
+        <w:rPr>
+          <w:sz w:val="24"/>
+          <w:szCs w:val="24"/>
+        </w:rPr>
+      </w:pPr>
+      <w:r>
+        <w:rPr>
+          <w:rtl w:val="0"/>
+        </w:rPr>
+      </w:r>
+    </w:p>
+    <w:p>
+      <w:pPr>
+        <w:spacing w:line="360" w:lineRule="auto"/>
+        <w:jc w:val="both"/>
+        <w:rPr>
+          <w:sz w:val="24"/>
+          <w:szCs w:val="24"/>
+        </w:rPr>
+      </w:pPr>
+      <w:r>
+        <w:rPr>
+          <w:rtl w:val="0"/>
+        </w:rPr>
+      </w:r>
+    </w:p>
+    <w:p>
+      <w:pPr>
+        <w:spacing w:line="360" w:lineRule="auto"/>
+        <w:jc w:val="both"/>
+        <w:rPr>
+          <w:sz w:val="24"/>
+          <w:szCs w:val="24"/>
+        </w:rPr>
+      </w:pPr>
+      <w:r>
+        <w:rPr>
+          <w:rtl w:val="0"/>
+        </w:rPr>
+      </w:r>
+    </w:p>
+    <w:tbl>
+      <w:tblPr>
+        <w:tblStyle w:val="Table3"/>
+        <w:tblpPr w:leftFromText="180" w:rightFromText="180" w:topFromText="180" w:bottomFromText="180" w:vertAnchor="text" w:horzAnchor="text" w:tblpX="144.2125984251969" w:tblpY="0"/>
+        <w:tblW w:w="14025.0" w:type="dxa"/>
+        <w:jc w:val="left"/>
+        <w:tblBorders>
+          <w:top w:color="000000" w:space="0" w:sz="8" w:val="single"/>
+          <w:left w:color="000000" w:space="0" w:sz="8" w:val="single"/>
+          <w:bottom w:color="000000" w:space="0" w:sz="8" w:val="single"/>
+          <w:right w:color="000000" w:space="0" w:sz="8" w:val="single"/>
+          <w:insideH w:color="000000" w:space="0" w:sz="8" w:val="single"/>
+          <w:insideV w:color="000000" w:space="0" w:sz="8" w:val="single"/>
+        </w:tblBorders>
+        <w:tblLayout w:type="fixed"/>
+        <w:tblLook w:val="0600"/>
+      </w:tblPr>
+      <w:tblGrid>
+        <w:gridCol w:w="3705"/>
+        <w:gridCol w:w="4590"/>
+        <w:gridCol w:w="1995"/>
+        <w:gridCol w:w="1920"/>
+        <w:gridCol w:w="1815"/>
+        <w:tblGridChange w:id="0">
+          <w:tblGrid>
+            <w:gridCol w:w="3705"/>
+            <w:gridCol w:w="4590"/>
+            <w:gridCol w:w="1995"/>
+            <w:gridCol w:w="1920"/>
+            <w:gridCol w:w="1815"/>
+          </w:tblGrid>
+        </w:tblGridChange>
+      </w:tblGrid>
+      <w:tr>
+        <w:trPr>
+          <w:cantSplit w:val="0"/>
+          <w:trHeight w:val="458.96484375" w:hRule="atLeast"/>
+          <w:tblHeader w:val="0"/>
+        </w:trPr>
+        <w:tc>
+          <w:tcPr>
+            <w:gridSpan w:val="3"/>
+            <w:shd w:fill="b7b7b7" w:val="clear"/>
+          </w:tcPr>
+          <w:p>
+            <w:pPr>
+              <w:spacing w:line="360" w:lineRule="auto"/>
+              <w:rPr>
+                <w:b w:val="1"/>
+                <w:bCs w:val="1"/>
+                <w:sz w:val="24"/>
+                <w:szCs w:val="24"/>
+              </w:rPr>
+            </w:pPr>
+            <w:r>
+              <w:rPr>
+                <w:b w:val="1"/>
+                <w:bCs w:val="1"/>
+                <w:sz w:val="24"/>
+                <w:szCs w:val="24"/>
+                <w:rtl w:val="0"/>
+              </w:rPr>
+              <w:t xml:space="preserve">RF03- Controle de Personagem e Movimentação </w:t>
+            </w:r>
+          </w:p>
+        </w:tc>
+        <w:tc>
+          <w:tcPr/>
+          <w:p>
+            <w:pPr>
+              <w:widowControl w:val="0"/>
+              <w:spacing w:line="240" w:lineRule="auto"/>
+              <w:rPr>
+                <w:b w:val="1"/>
+                <w:bCs w:val="1"/>
+                <w:sz w:val="24"/>
+                <w:szCs w:val="24"/>
+              </w:rPr>
+            </w:pPr>
+            <w:r>
+              <w:rPr>
+                <w:b w:val="1"/>
+                <w:bCs w:val="1"/>
+                <w:sz w:val="24"/>
+                <w:szCs w:val="24"/>
+                <w:rtl w:val="0"/>
+              </w:rPr>
+              <w:t xml:space="preserve">Evidente ( x )</w:t>
+            </w:r>
+          </w:p>
+        </w:tc>
+        <w:tc>
+          <w:tcPr/>
+          <w:p>
+            <w:pPr>
+              <w:widowControl w:val="0"/>
+              <w:spacing w:line="240" w:lineRule="auto"/>
+              <w:rPr>
+                <w:b w:val="1"/>
+                <w:bCs w:val="1"/>
+                <w:sz w:val="24"/>
+                <w:szCs w:val="24"/>
+              </w:rPr>
+            </w:pPr>
+            <w:r>
+              <w:rPr>
+                <w:b w:val="1"/>
+                <w:bCs w:val="1"/>
+                <w:sz w:val="24"/>
+                <w:szCs w:val="24"/>
+                <w:rtl w:val="0"/>
+              </w:rPr>
+              <w:t xml:space="preserve">Oculto (     )</w:t>
+            </w:r>
+          </w:p>
+        </w:tc>
+      </w:tr>
+      <w:tr>
+        <w:trPr>
+          <w:cantSplit w:val="0"/>
+          <w:trHeight w:val="440" w:hRule="atLeast"/>
+          <w:tblHeader w:val="0"/>
+        </w:trPr>
+        <w:tc>
+          <w:tcPr>
+            <w:gridSpan w:val="5"/>
+          </w:tcPr>
+          <w:p>
+            <w:pPr>
+              <w:spacing w:line="240" w:lineRule="auto"/>
+              <w:rPr/>
+            </w:pPr>
+            <w:r>
+              <w:rPr>
+                <w:b w:val="1"/>
+                <w:bCs w:val="1"/>
+                <w:rtl w:val="0"/>
+              </w:rPr>
+              <w:t xml:space="preserve">Descrição:  </w:t>
+            </w:r>
+            <w:r>
+              <w:rPr>
+                <w:rtl w:val="0"/>
+              </w:rPr>
+              <w:t xml:space="preserve">O sistema deve processar as entradas do teclado/mouse ou controle para movimentar o personagem pelo mapa da cidade em tempo real.</w:t>
+            </w:r>
+          </w:p>
+        </w:tc>
+      </w:tr>
+      <w:tr>
+        <w:trPr>
+          <w:cantSplit w:val="0"/>
+          <w:trHeight w:val="440" w:hRule="atLeast"/>
+          <w:tblHeader w:val="0"/>
+        </w:trPr>
+        <w:tc>
+          <w:tcPr>
+            <w:gridSpan w:val="5"/>
+            <w:shd w:fill="b7b7b7" w:val="clear"/>
+          </w:tcPr>
+          <w:p>
+            <w:pPr>
+              <w:widowControl w:val="0"/>
+              <w:spacing w:line="240" w:lineRule="auto"/>
+              <w:rPr>
+                <w:b w:val="1"/>
+                <w:bCs w:val="1"/>
+                <w:sz w:val="24"/>
+                <w:szCs w:val="24"/>
+              </w:rPr>
+            </w:pPr>
+            <w:r>
+              <w:rPr>
+                <w:b w:val="1"/>
+                <w:bCs w:val="1"/>
+                <w:sz w:val="24"/>
+                <w:szCs w:val="24"/>
+                <w:rtl w:val="0"/>
+              </w:rPr>
+              <w:t xml:space="preserve">Requisitos Não-Funcionais</w:t>
+            </w:r>
+          </w:p>
+        </w:tc>
+      </w:tr>
+      <w:tr>
+        <w:trPr>
+          <w:cantSplit w:val="0"/>
+          <w:tblHeader w:val="0"/>
+        </w:trPr>
+        <w:tc>
+          <w:tcPr>
+            <w:shd w:fill="b7b7b7" w:val="clear"/>
+          </w:tcPr>
+          <w:p>
+            <w:pPr>
+              <w:widowControl w:val="0"/>
+              <w:spacing w:line="240" w:lineRule="auto"/>
+              <w:jc w:val="both"/>
+              <w:rPr>
+                <w:b w:val="1"/>
+                <w:bCs w:val="1"/>
+                <w:sz w:val="24"/>
+                <w:szCs w:val="24"/>
+              </w:rPr>
+            </w:pPr>
+            <w:r>
+              <w:rPr>
+                <w:b w:val="1"/>
+                <w:bCs w:val="1"/>
+                <w:sz w:val="24"/>
+                <w:szCs w:val="24"/>
+                <w:rtl w:val="0"/>
+              </w:rPr>
+              <w:t xml:space="preserve">Nome</w:t>
+            </w:r>
+          </w:p>
+        </w:tc>
+        <w:tc>
+          <w:tcPr>
+            <w:shd w:fill="b7b7b7" w:val="clear"/>
+          </w:tcPr>
+          <w:p>
+            <w:pPr>
+              <w:widowControl w:val="0"/>
+              <w:spacing w:line="240" w:lineRule="auto"/>
+              <w:rPr>
+                <w:b w:val="1"/>
+                <w:bCs w:val="1"/>
+                <w:sz w:val="24"/>
+                <w:szCs w:val="24"/>
+              </w:rPr>
+            </w:pPr>
+            <w:r>
+              <w:rPr>
+                <w:b w:val="1"/>
+                <w:bCs w:val="1"/>
+                <w:sz w:val="24"/>
+                <w:szCs w:val="24"/>
+                <w:rtl w:val="0"/>
+              </w:rPr>
+              <w:t xml:space="preserve">Restrição</w:t>
+            </w:r>
+          </w:p>
+        </w:tc>
+        <w:tc>
+          <w:tcPr>
+            <w:shd w:fill="b7b7b7" w:val="clear"/>
+          </w:tcPr>
+          <w:p>
+            <w:pPr>
+              <w:widowControl w:val="0"/>
+              <w:spacing w:line="240" w:lineRule="auto"/>
+              <w:rPr>
+                <w:b w:val="1"/>
+                <w:bCs w:val="1"/>
+                <w:sz w:val="24"/>
+                <w:szCs w:val="24"/>
+              </w:rPr>
+            </w:pPr>
+            <w:r>
+              <w:rPr>
+                <w:b w:val="1"/>
+                <w:bCs w:val="1"/>
+                <w:sz w:val="24"/>
+                <w:szCs w:val="24"/>
+                <w:rtl w:val="0"/>
+              </w:rPr>
+              <w:t xml:space="preserve">Categoria</w:t>
+            </w:r>
+          </w:p>
+        </w:tc>
+        <w:tc>
+          <w:tcPr>
+            <w:shd w:fill="b7b7b7" w:val="clear"/>
+          </w:tcPr>
+          <w:p>
+            <w:pPr>
+              <w:widowControl w:val="0"/>
+              <w:spacing w:line="240" w:lineRule="auto"/>
+              <w:rPr>
+                <w:b w:val="1"/>
+                <w:bCs w:val="1"/>
+                <w:sz w:val="24"/>
+                <w:szCs w:val="24"/>
+              </w:rPr>
+            </w:pPr>
+            <w:r>
+              <w:rPr>
+                <w:b w:val="1"/>
+                <w:bCs w:val="1"/>
+                <w:sz w:val="24"/>
+                <w:szCs w:val="24"/>
+                <w:rtl w:val="0"/>
+              </w:rPr>
+              <w:t xml:space="preserve">Desejável</w:t>
+            </w:r>
+          </w:p>
+        </w:tc>
+        <w:tc>
+          <w:tcPr>
+            <w:shd w:fill="b7b7b7" w:val="clear"/>
+          </w:tcPr>
+          <w:p>
+            <w:pPr>
+              <w:widowControl w:val="0"/>
+              <w:spacing w:line="240" w:lineRule="auto"/>
+              <w:rPr>
+                <w:b w:val="1"/>
+                <w:bCs w:val="1"/>
+                <w:sz w:val="24"/>
+                <w:szCs w:val="24"/>
+              </w:rPr>
+            </w:pPr>
+            <w:r>
+              <w:rPr>
+                <w:b w:val="1"/>
+                <w:bCs w:val="1"/>
+                <w:sz w:val="24"/>
+                <w:szCs w:val="24"/>
+                <w:rtl w:val="0"/>
+              </w:rPr>
+              <w:t xml:space="preserve">Estável</w:t>
+            </w:r>
+          </w:p>
+        </w:tc>
+      </w:tr>
+      <w:tr>
+        <w:trPr>
+          <w:cantSplit w:val="0"/>
+          <w:tblHeader w:val="0"/>
+        </w:trPr>
+        <w:tc>
+          <w:tcPr/>
+          <w:p>
+            <w:pPr>
+              <w:widowControl w:val="0"/>
+              <w:spacing w:line="240" w:lineRule="auto"/>
+              <w:jc w:val="both"/>
+              <w:rPr>
+                <w:b w:val="1"/>
+                <w:bCs w:val="1"/>
+                <w:sz w:val="24"/>
+                <w:szCs w:val="24"/>
+              </w:rPr>
+            </w:pPr>
+            <w:r>
+              <w:rPr>
+                <w:b w:val="1"/>
+                <w:bCs w:val="1"/>
+                <w:sz w:val="24"/>
+                <w:szCs w:val="24"/>
+                <w:rtl w:val="0"/>
+              </w:rPr>
+              <w:t xml:space="preserve">RFN 03.01 -  </w:t>
+            </w:r>
+          </w:p>
+        </w:tc>
+        <w:tc>
+          <w:tcPr/>
+          <w:p>
+            <w:pPr>
+              <w:widowControl w:val="0"/>
+              <w:spacing w:line="240" w:lineRule="auto"/>
+              <w:jc w:val="both"/>
+              <w:rPr>
+                <w:sz w:val="24"/>
+                <w:szCs w:val="24"/>
+              </w:rPr>
+            </w:pPr>
+            <w:r>
+              <w:rPr>
+                <w:sz w:val="24"/>
+                <w:szCs w:val="24"/>
+                <w:rtl w:val="0"/>
+              </w:rPr>
+              <w:t xml:space="preserve">O tempo de atraso de entrada (input lag) entre a ação física do jogador e o movimento na tela não deve exceder 16 milissegundos (equivalente a 60 FPS).</w:t>
+            </w:r>
+          </w:p>
+          <w:p>
+            <w:pPr>
+              <w:widowControl w:val="0"/>
+              <w:spacing w:line="240" w:lineRule="auto"/>
+              <w:jc w:val="both"/>
+              <w:rPr>
+                <w:sz w:val="24"/>
+                <w:szCs w:val="24"/>
+              </w:rPr>
+            </w:pPr>
+            <w:r>
+              <w:rPr>
+                <w:rtl w:val="0"/>
+              </w:rPr>
+            </w:r>
+          </w:p>
+        </w:tc>
+        <w:tc>
+          <w:tcPr/>
+          <w:p>
+            <w:pPr>
+              <w:widowControl w:val="0"/>
+              <w:spacing w:line="240" w:lineRule="auto"/>
+              <w:rPr>
+                <w:sz w:val="24"/>
+                <w:szCs w:val="24"/>
+              </w:rPr>
+            </w:pPr>
+            <w:r>
+              <w:rPr>
+                <w:sz w:val="24"/>
+                <w:szCs w:val="24"/>
+                <w:rtl w:val="0"/>
+              </w:rPr>
+              <w:t xml:space="preserve">Mecânica de jogo/Gameplay</w:t>
+            </w:r>
+            <w:r>
+              <w:rPr>
+                <w:rtl w:val="0"/>
+              </w:rPr>
+            </w:r>
+          </w:p>
+        </w:tc>
+        <w:tc>
+          <w:tcPr/>
+          <w:p>
+            <w:pPr>
+              <w:widowControl w:val="0"/>
+              <w:spacing w:line="240" w:lineRule="auto"/>
+              <w:jc w:val="center"/>
+              <w:rPr>
+                <w:sz w:val="24"/>
+                <w:szCs w:val="24"/>
+              </w:rPr>
+            </w:pPr>
+            <w:r>
+              <w:rPr>
+                <w:sz w:val="24"/>
+                <w:szCs w:val="24"/>
+                <w:rtl w:val="0"/>
+              </w:rPr>
+              <w:t xml:space="preserve">não</w:t>
+            </w:r>
+          </w:p>
+        </w:tc>
+        <w:tc>
+          <w:tcPr/>
+          <w:p>
+            <w:pPr>
+              <w:widowControl w:val="0"/>
+              <w:spacing w:line="240" w:lineRule="auto"/>
+              <w:jc w:val="center"/>
+              <w:rPr>
+                <w:sz w:val="24"/>
+                <w:szCs w:val="24"/>
+              </w:rPr>
+            </w:pPr>
+            <w:r>
+              <w:rPr>
+                <w:sz w:val="24"/>
+                <w:szCs w:val="24"/>
+                <w:rtl w:val="0"/>
+              </w:rPr>
+              <w:t xml:space="preserve">Sim</w:t>
+            </w:r>
+          </w:p>
+        </w:tc>
+      </w:tr>
+      <w:tr>
+        <w:trPr>
+          <w:cantSplit w:val="0"/>
+          <w:tblHeader w:val="0"/>
+        </w:trPr>
+        <w:tc>
+          <w:tcPr/>
+          <w:p>
+            <w:pPr>
+              <w:widowControl w:val="0"/>
+              <w:spacing w:line="240" w:lineRule="auto"/>
+              <w:jc w:val="both"/>
+              <w:rPr>
+                <w:b w:val="1"/>
+                <w:bCs w:val="1"/>
+                <w:sz w:val="24"/>
+                <w:szCs w:val="24"/>
+              </w:rPr>
+            </w:pPr>
+            <w:r>
+              <w:rPr>
+                <w:b w:val="1"/>
+                <w:bCs w:val="1"/>
+                <w:sz w:val="24"/>
+                <w:szCs w:val="24"/>
+                <w:rtl w:val="0"/>
+              </w:rPr>
+              <w:t xml:space="preserve">RFN 03.02 -</w:t>
+            </w:r>
+          </w:p>
+        </w:tc>
+        <w:tc>
+          <w:tcPr/>
+          <w:p>
+            <w:pPr>
+              <w:widowControl w:val="0"/>
+              <w:spacing w:line="240" w:lineRule="auto"/>
+              <w:jc w:val="both"/>
+              <w:rPr>
+                <w:sz w:val="24"/>
+                <w:szCs w:val="24"/>
+              </w:rPr>
+            </w:pPr>
+            <w:r>
+              <w:rPr>
+                <w:sz w:val="24"/>
+                <w:szCs w:val="24"/>
+                <w:rtl w:val="0"/>
+              </w:rPr>
+              <w:t xml:space="preserve">A simulação de física e detecção de colisão do personagem não deve ultrapassar 5% de uso da CPU em cenários densos.</w:t>
+            </w:r>
+          </w:p>
+          <w:p>
+            <w:pPr>
+              <w:widowControl w:val="0"/>
+              <w:spacing w:line="240" w:lineRule="auto"/>
+              <w:jc w:val="both"/>
+              <w:rPr>
+                <w:sz w:val="24"/>
+                <w:szCs w:val="24"/>
+              </w:rPr>
+            </w:pPr>
+            <w:r>
+              <w:rPr>
+                <w:rtl w:val="0"/>
+              </w:rPr>
+            </w:r>
+          </w:p>
+        </w:tc>
+        <w:tc>
+          <w:tcPr/>
+          <w:p>
+            <w:pPr>
+              <w:widowControl w:val="0"/>
+              <w:spacing w:line="240" w:lineRule="auto"/>
+              <w:jc w:val="center"/>
+              <w:rPr>
+                <w:b w:val="1"/>
+                <w:bCs w:val="1"/>
+                <w:sz w:val="24"/>
+                <w:szCs w:val="24"/>
+              </w:rPr>
+            </w:pPr>
+            <w:r>
+              <w:rPr>
+                <w:rtl w:val="0"/>
+              </w:rPr>
+            </w:r>
+          </w:p>
+        </w:tc>
+        <w:tc>
+          <w:tcPr/>
+          <w:p>
+            <w:pPr>
+              <w:widowControl w:val="0"/>
+              <w:spacing w:line="240" w:lineRule="auto"/>
+              <w:jc w:val="center"/>
+              <w:rPr>
+                <w:b w:val="1"/>
+                <w:bCs w:val="1"/>
+                <w:sz w:val="24"/>
+                <w:szCs w:val="24"/>
+              </w:rPr>
+            </w:pPr>
+            <w:r>
+              <w:rPr>
+                <w:rtl w:val="0"/>
+              </w:rPr>
+            </w:r>
+          </w:p>
+        </w:tc>
+        <w:tc>
+          <w:tcPr/>
+          <w:p>
+            <w:pPr>
+              <w:widowControl w:val="0"/>
+              <w:spacing w:line="240" w:lineRule="auto"/>
+              <w:jc w:val="center"/>
+              <w:rPr>
+                <w:b w:val="1"/>
+                <w:bCs w:val="1"/>
+                <w:sz w:val="24"/>
+                <w:szCs w:val="24"/>
+              </w:rPr>
+            </w:pPr>
+            <w:r>
+              <w:rPr>
+                <w:rtl w:val="0"/>
+              </w:rPr>
+            </w:r>
+          </w:p>
+        </w:tc>
+      </w:tr>
+    </w:tbl>
+    <w:p>
+      <w:pPr>
+        <w:spacing w:line="360" w:lineRule="auto"/>
+        <w:jc w:val="both"/>
+        <w:rPr>
+          <w:sz w:val="24"/>
+          <w:szCs w:val="24"/>
+        </w:rPr>
+      </w:pPr>
+      <w:r>
+        <w:rPr>
+          <w:rtl w:val="0"/>
+        </w:rPr>
+      </w:r>
+    </w:p>
+    <w:p>
+      <w:pPr>
+        <w:spacing w:line="360" w:lineRule="auto"/>
+        <w:jc w:val="both"/>
+        <w:rPr>
+          <w:sz w:val="24"/>
+          <w:szCs w:val="24"/>
+        </w:rPr>
+      </w:pPr>
+      <w:r>
+        <w:rPr>
+          <w:rtl w:val="0"/>
+        </w:rPr>
+      </w:r>
+    </w:p>
+    <w:p>
+      <w:pPr>
+        <w:spacing w:line="360" w:lineRule="auto"/>
+        <w:jc w:val="both"/>
+        <w:rPr>
+          <w:sz w:val="24"/>
+          <w:szCs w:val="24"/>
+        </w:rPr>
+      </w:pPr>
+      <w:r>
+        <w:rPr>
+          <w:rtl w:val="0"/>
+        </w:rPr>
+      </w:r>
+    </w:p>
+    <w:p>
+      <w:pPr>
+        <w:spacing w:line="360" w:lineRule="auto"/>
+        <w:jc w:val="both"/>
+        <w:rPr>
+          <w:sz w:val="24"/>
+          <w:szCs w:val="24"/>
+        </w:rPr>
+      </w:pPr>
+      <w:r>
+        <w:rPr>
+          <w:rtl w:val="0"/>
+        </w:rPr>
+      </w:r>
+    </w:p>
+    <w:p>
+      <w:pPr>
+        <w:spacing w:line="360" w:lineRule="auto"/>
+        <w:jc w:val="both"/>
+        <w:rPr>
+          <w:sz w:val="24"/>
+          <w:szCs w:val="24"/>
+        </w:rPr>
+      </w:pPr>
+      <w:r>
+        <w:rPr>
+          <w:rtl w:val="0"/>
+        </w:rPr>
+      </w:r>
+    </w:p>
+    <w:p>
+      <w:pPr>
+        <w:spacing w:line="360" w:lineRule="auto"/>
+        <w:jc w:val="both"/>
+        <w:rPr>
+          <w:sz w:val="24"/>
+          <w:szCs w:val="24"/>
+        </w:rPr>
+      </w:pPr>
+      <w:r>
+        <w:rPr>
+          <w:rtl w:val="0"/>
+        </w:rPr>
+      </w:r>
+    </w:p>
+    <w:p>
+      <w:pPr>
+        <w:spacing w:line="360" w:lineRule="auto"/>
+        <w:jc w:val="both"/>
+        <w:rPr>
+          <w:sz w:val="24"/>
+          <w:szCs w:val="24"/>
+        </w:rPr>
+      </w:pPr>
+      <w:r>
+        <w:rPr>
+          <w:rtl w:val="0"/>
+        </w:rPr>
+      </w:r>
+    </w:p>
+    <w:p>
+      <w:pPr>
+        <w:spacing w:line="360" w:lineRule="auto"/>
+        <w:jc w:val="both"/>
+        <w:rPr>
+          <w:sz w:val="24"/>
+          <w:szCs w:val="24"/>
+        </w:rPr>
+      </w:pPr>
+      <w:r>
+        <w:rPr>
+          <w:rtl w:val="0"/>
+        </w:rPr>
+      </w:r>
+    </w:p>
+    <w:p>
+      <w:pPr>
+        <w:spacing w:line="360" w:lineRule="auto"/>
+        <w:jc w:val="both"/>
+        <w:rPr>
+          <w:sz w:val="24"/>
+          <w:szCs w:val="24"/>
+        </w:rPr>
+      </w:pPr>
+      <w:r>
+        <w:rPr>
+          <w:rtl w:val="0"/>
+        </w:rPr>
+      </w:r>
+    </w:p>
+    <w:p>
+      <w:pPr>
+        <w:spacing w:line="360" w:lineRule="auto"/>
+        <w:jc w:val="both"/>
+        <w:rPr>
+          <w:sz w:val="24"/>
+          <w:szCs w:val="24"/>
+        </w:rPr>
+      </w:pPr>
+      <w:r>
+        <w:rPr>
+          <w:rtl w:val="0"/>
+        </w:rPr>
+      </w:r>
+    </w:p>
+    <w:p>
+      <w:pPr>
+        <w:spacing w:line="360" w:lineRule="auto"/>
+        <w:jc w:val="both"/>
+        <w:rPr>
+          <w:sz w:val="24"/>
+          <w:szCs w:val="24"/>
+        </w:rPr>
+      </w:pPr>
+      <w:r>
+        <w:rPr>
+          <w:rtl w:val="0"/>
+        </w:rPr>
+      </w:r>
+    </w:p>
+    <w:p>
+      <w:pPr>
+        <w:spacing w:line="360" w:lineRule="auto"/>
+        <w:jc w:val="both"/>
+        <w:rPr>
+          <w:sz w:val="24"/>
+          <w:szCs w:val="24"/>
+        </w:rPr>
+      </w:pPr>
+      <w:r>
+        <w:rPr>
+          <w:rtl w:val="0"/>
+        </w:rPr>
+      </w:r>
+    </w:p>
+    <w:tbl>
+      <w:tblPr>
+        <w:tblStyle w:val="Table4"/>
+        <w:tblW w:w="14025.0" w:type="dxa"/>
+        <w:jc w:val="left"/>
+        <w:tblBorders>
+          <w:top w:color="000000" w:space="0" w:sz="8" w:val="single"/>
+          <w:left w:color="000000" w:space="0" w:sz="8" w:val="single"/>
+          <w:bottom w:color="000000" w:space="0" w:sz="8" w:val="single"/>
+          <w:right w:color="000000" w:space="0" w:sz="8" w:val="single"/>
+          <w:insideH w:color="000000" w:space="0" w:sz="8" w:val="single"/>
+          <w:insideV w:color="000000" w:space="0" w:sz="8" w:val="single"/>
+        </w:tblBorders>
+        <w:tblLayout w:type="fixed"/>
+        <w:tblLook w:val="0600"/>
+      </w:tblPr>
+      <w:tblGrid>
+        <w:gridCol w:w="3705"/>
+        <w:gridCol w:w="4590"/>
+        <w:gridCol w:w="1995"/>
+        <w:gridCol w:w="1920"/>
+        <w:gridCol w:w="1815"/>
+        <w:tblGridChange w:id="0">
+          <w:tblGrid>
+            <w:gridCol w:w="3705"/>
+            <w:gridCol w:w="4590"/>
+            <w:gridCol w:w="1995"/>
+            <w:gridCol w:w="1920"/>
+            <w:gridCol w:w="1815"/>
+          </w:tblGrid>
+        </w:tblGridChange>
+      </w:tblGrid>
+      <w:tr>
+        <w:trPr>
+          <w:cantSplit w:val="0"/>
+          <w:trHeight w:val="458.96484375" w:hRule="atLeast"/>
+          <w:tblHeader w:val="0"/>
+        </w:trPr>
+        <w:tc>
+          <w:tcPr>
+            <w:gridSpan w:val="3"/>
+            <w:shd w:fill="b7b7b7" w:val="clear"/>
             <w:tcMar>
               <w:top w:w="100.0" w:type="dxa"/>
               <w:left w:w="100.0" w:type="dxa"/>
@@ -2883,23 +4363,22 @@
           <w:p>
             <w:pPr>
               <w:spacing w:line="360" w:lineRule="auto"/>
-              <w:jc w:val="both"/>
-              <w:rPr>
-                <w:b w:val="1"/>
-                <w:bCs w:val="1"/>
-                <w:sz w:val="24"/>
-                <w:szCs w:val="24"/>
-              </w:rPr>
-            </w:pPr>
-            <w:r>
-              <w:rPr>
-                <w:b w:val="1"/>
-                <w:bCs w:val="1"/>
-                <w:sz w:val="24"/>
-                <w:szCs w:val="24"/>
-                <w:rtl w:val="0"/>
-              </w:rPr>
-              <w:t xml:space="preserve">RF02 - </w:t>
+              <w:rPr>
+                <w:b w:val="1"/>
+                <w:bCs w:val="1"/>
+                <w:sz w:val="24"/>
+                <w:szCs w:val="24"/>
+              </w:rPr>
+            </w:pPr>
+            <w:r>
+              <w:rPr>
+                <w:b w:val="1"/>
+                <w:bCs w:val="1"/>
+                <w:sz w:val="24"/>
+                <w:szCs w:val="24"/>
+                <w:rtl w:val="0"/>
+              </w:rPr>
+              <w:t xml:space="preserve">RF04-   Coleta de Recursos e Gestão de Inventário</w:t>
             </w:r>
           </w:p>
         </w:tc>
@@ -2933,7 +4412,7 @@
                 <w:szCs w:val="24"/>
                 <w:rtl w:val="0"/>
               </w:rPr>
-              <w:t xml:space="preserve">Evidente (     )</w:t>
+              <w:t xml:space="preserve">Evidente ( x )</w:t>
             </w:r>
           </w:p>
         </w:tc>
@@ -2992,25 +4471,27 @@
           </w:tcPr>
           <w:p>
             <w:pPr>
-              <w:widowControl w:val="0"/>
-              <w:spacing w:line="240" w:lineRule="auto"/>
-              <w:jc w:val="both"/>
-              <w:rPr>
-                <w:b w:val="1"/>
-                <w:bCs w:val="1"/>
-                <w:sz w:val="24"/>
-                <w:szCs w:val="24"/>
-              </w:rPr>
-            </w:pPr>
-            <w:r>
-              <w:rPr>
-                <w:b w:val="1"/>
-                <w:bCs w:val="1"/>
-                <w:sz w:val="24"/>
-                <w:szCs w:val="24"/>
-                <w:rtl w:val="0"/>
-              </w:rPr>
-              <w:t xml:space="preserve">Descrição:</w:t>
+              <w:spacing w:line="240" w:lineRule="auto"/>
+              <w:rPr/>
+            </w:pPr>
+            <w:r>
+              <w:rPr>
+                <w:b w:val="1"/>
+                <w:bCs w:val="1"/>
+                <w:rtl w:val="0"/>
+              </w:rPr>
+              <w:t xml:space="preserve">Descrição: </w:t>
+            </w:r>
+            <w:r>
+              <w:rPr>
+                <w:rtl w:val="0"/>
+              </w:rPr>
+              <w:t xml:space="preserve">O sistema deve permitir a interação com objetos do cenário para coleta de suprimentos (comida, água, ferramentas) e sua adição ao inventário do jogador.</w:t>
+            </w:r>
+            <w:r>
+              <w:rPr>
+                <w:rtl w:val="0"/>
+              </w:rPr>
             </w:r>
           </w:p>
         </w:tc>
@@ -3270,7 +4751,7 @@
                 <w:szCs w:val="24"/>
                 <w:rtl w:val="0"/>
               </w:rPr>
-              <w:t xml:space="preserve">RFN 02.01 -  </w:t>
+              <w:t xml:space="preserve">RFN 04.01 -  </w:t>
             </w:r>
           </w:p>
         </w:tc>
@@ -3291,12 +4772,18 @@
               <w:spacing w:line="240" w:lineRule="auto"/>
               <w:jc w:val="both"/>
               <w:rPr>
-                <w:b w:val="1"/>
-                <w:bCs w:val="1"/>
-                <w:sz w:val="24"/>
-                <w:szCs w:val="24"/>
-              </w:rPr>
-            </w:pPr>
+                <w:sz w:val="24"/>
+                <w:szCs w:val="24"/>
+              </w:rPr>
+            </w:pPr>
+            <w:r>
+              <w:rPr>
+                <w:sz w:val="24"/>
+                <w:szCs w:val="24"/>
+                <w:rtl w:val="0"/>
+              </w:rPr>
+              <w:t xml:space="preserve">A abertura da janela de inventário e renderização dos ícones de itens deve ocorrer em até 100 milissegundos.</w:t>
+            </w:r>
             <w:r>
               <w:rPr>
                 <w:rtl w:val="0"/>
@@ -3319,14 +4806,20 @@
             <w:pPr>
               <w:widowControl w:val="0"/>
               <w:spacing w:line="240" w:lineRule="auto"/>
-              <w:jc w:val="center"/>
-              <w:rPr>
-                <w:b w:val="1"/>
-                <w:bCs w:val="1"/>
-                <w:sz w:val="24"/>
-                <w:szCs w:val="24"/>
-              </w:rPr>
-            </w:pPr>
+              <w:jc w:val="left"/>
+              <w:rPr>
+                <w:sz w:val="24"/>
+                <w:szCs w:val="24"/>
+              </w:rPr>
+            </w:pPr>
+            <w:r>
+              <w:rPr>
+                <w:sz w:val="24"/>
+                <w:szCs w:val="24"/>
+                <w:rtl w:val="0"/>
+              </w:rPr>
+              <w:t xml:space="preserve">Sistema de jogo </w:t>
+            </w:r>
             <w:r>
               <w:rPr>
                 <w:rtl w:val="0"/>
@@ -3351,16 +4844,17 @@
               <w:spacing w:line="240" w:lineRule="auto"/>
               <w:jc w:val="center"/>
               <w:rPr>
-                <w:b w:val="1"/>
-                <w:bCs w:val="1"/>
-                <w:sz w:val="24"/>
-                <w:szCs w:val="24"/>
-              </w:rPr>
-            </w:pPr>
-            <w:r>
-              <w:rPr>
-                <w:rtl w:val="0"/>
-              </w:rPr>
+                <w:sz w:val="24"/>
+                <w:szCs w:val="24"/>
+              </w:rPr>
+            </w:pPr>
+            <w:r>
+              <w:rPr>
+                <w:sz w:val="24"/>
+                <w:szCs w:val="24"/>
+                <w:rtl w:val="0"/>
+              </w:rPr>
+              <w:t xml:space="preserve">não</w:t>
             </w:r>
           </w:p>
         </w:tc>
@@ -3381,16 +4875,17 @@
               <w:spacing w:line="240" w:lineRule="auto"/>
               <w:jc w:val="center"/>
               <w:rPr>
-                <w:b w:val="1"/>
-                <w:bCs w:val="1"/>
-                <w:sz w:val="24"/>
-                <w:szCs w:val="24"/>
-              </w:rPr>
-            </w:pPr>
-            <w:r>
-              <w:rPr>
-                <w:rtl w:val="0"/>
-              </w:rPr>
+                <w:sz w:val="24"/>
+                <w:szCs w:val="24"/>
+              </w:rPr>
+            </w:pPr>
+            <w:r>
+              <w:rPr>
+                <w:sz w:val="24"/>
+                <w:szCs w:val="24"/>
+                <w:rtl w:val="0"/>
+              </w:rPr>
+              <w:t xml:space="preserve">Sim</w:t>
             </w:r>
           </w:p>
         </w:tc>
@@ -3431,7 +4926,7 @@
                 <w:szCs w:val="24"/>
                 <w:rtl w:val="0"/>
               </w:rPr>
-              <w:t xml:space="preserve">RFN 02.02 -</w:t>
+              <w:t xml:space="preserve">RFN 04.02 -</w:t>
             </w:r>
           </w:p>
         </w:tc>
@@ -3452,12 +4947,18 @@
               <w:spacing w:line="240" w:lineRule="auto"/>
               <w:jc w:val="both"/>
               <w:rPr>
-                <w:b w:val="1"/>
-                <w:bCs w:val="1"/>
-                <w:sz w:val="24"/>
-                <w:szCs w:val="24"/>
-              </w:rPr>
-            </w:pPr>
+                <w:sz w:val="24"/>
+                <w:szCs w:val="24"/>
+              </w:rPr>
+            </w:pPr>
+            <w:r>
+              <w:rPr>
+                <w:sz w:val="24"/>
+                <w:szCs w:val="24"/>
+                <w:rtl w:val="0"/>
+              </w:rPr>
+              <w:t xml:space="preserve">O sistema deve limitar a capacidade do inventário com base no peso total dos itens para evitar estouro de memória no slot array.</w:t>
+            </w:r>
             <w:r>
               <w:rPr>
                 <w:rtl w:val="0"/>
@@ -3556,11 +5057,236 @@
           </w:p>
         </w:tc>
       </w:tr>
+    </w:tbl>
+    <w:p>
+      <w:pPr>
+        <w:spacing w:line="360" w:lineRule="auto"/>
+        <w:jc w:val="both"/>
+        <w:rPr>
+          <w:sz w:val="24"/>
+          <w:szCs w:val="24"/>
+        </w:rPr>
+      </w:pPr>
+      <w:r>
+        <w:rPr>
+          <w:rtl w:val="0"/>
+        </w:rPr>
+      </w:r>
+    </w:p>
+    <w:p>
+      <w:pPr>
+        <w:spacing w:line="360" w:lineRule="auto"/>
+        <w:jc w:val="both"/>
+        <w:rPr>
+          <w:sz w:val="24"/>
+          <w:szCs w:val="24"/>
+        </w:rPr>
+      </w:pPr>
+      <w:r>
+        <w:rPr>
+          <w:rtl w:val="0"/>
+        </w:rPr>
+      </w:r>
+    </w:p>
+    <w:p>
+      <w:pPr>
+        <w:spacing w:line="360" w:lineRule="auto"/>
+        <w:jc w:val="both"/>
+        <w:rPr>
+          <w:sz w:val="24"/>
+          <w:szCs w:val="24"/>
+        </w:rPr>
+      </w:pPr>
+      <w:r>
+        <w:rPr>
+          <w:rtl w:val="0"/>
+        </w:rPr>
+      </w:r>
+    </w:p>
+    <w:p>
+      <w:pPr>
+        <w:spacing w:line="360" w:lineRule="auto"/>
+        <w:jc w:val="both"/>
+        <w:rPr>
+          <w:sz w:val="24"/>
+          <w:szCs w:val="24"/>
+        </w:rPr>
+      </w:pPr>
+      <w:r>
+        <w:rPr>
+          <w:rtl w:val="0"/>
+        </w:rPr>
+      </w:r>
+    </w:p>
+    <w:p>
+      <w:pPr>
+        <w:spacing w:line="360" w:lineRule="auto"/>
+        <w:jc w:val="both"/>
+        <w:rPr>
+          <w:sz w:val="24"/>
+          <w:szCs w:val="24"/>
+        </w:rPr>
+      </w:pPr>
+      <w:r>
+        <w:rPr>
+          <w:rtl w:val="0"/>
+        </w:rPr>
+      </w:r>
+    </w:p>
+    <w:p>
+      <w:pPr>
+        <w:spacing w:line="360" w:lineRule="auto"/>
+        <w:jc w:val="both"/>
+        <w:rPr>
+          <w:sz w:val="24"/>
+          <w:szCs w:val="24"/>
+        </w:rPr>
+      </w:pPr>
+      <w:r>
+        <w:rPr>
+          <w:rtl w:val="0"/>
+        </w:rPr>
+      </w:r>
+    </w:p>
+    <w:tbl>
+      <w:tblPr>
+        <w:tblStyle w:val="Table5"/>
+        <w:tblW w:w="14010.0" w:type="dxa"/>
+        <w:jc w:val="left"/>
+        <w:tblBorders>
+          <w:top w:color="000000" w:space="0" w:sz="8" w:val="single"/>
+          <w:left w:color="000000" w:space="0" w:sz="8" w:val="single"/>
+          <w:bottom w:color="000000" w:space="0" w:sz="8" w:val="single"/>
+          <w:right w:color="000000" w:space="0" w:sz="8" w:val="single"/>
+          <w:insideH w:color="000000" w:space="0" w:sz="8" w:val="single"/>
+          <w:insideV w:color="000000" w:space="0" w:sz="8" w:val="single"/>
+        </w:tblBorders>
+        <w:tblLayout w:type="fixed"/>
+        <w:tblLook w:val="0600"/>
+      </w:tblPr>
+      <w:tblGrid>
+        <w:gridCol w:w="2535"/>
+        <w:gridCol w:w="11475"/>
+        <w:tblGridChange w:id="0">
+          <w:tblGrid>
+            <w:gridCol w:w="2535"/>
+            <w:gridCol w:w="11475"/>
+          </w:tblGrid>
+        </w:tblGridChange>
+      </w:tblGrid>
       <w:tr>
         <w:trPr>
           <w:cantSplit w:val="0"/>
           <w:tblHeader w:val="0"/>
         </w:trPr>
+        <w:tc>
+          <w:tcPr>
+            <w:shd w:fill="999999" w:val="clear"/>
+            <w:tcMar>
+              <w:top w:w="100.0" w:type="dxa"/>
+              <w:left w:w="100.0" w:type="dxa"/>
+              <w:bottom w:w="100.0" w:type="dxa"/>
+              <w:right w:w="100.0" w:type="dxa"/>
+            </w:tcMar>
+            <w:vAlign w:val="top"/>
+          </w:tcPr>
+          <w:p>
+            <w:pPr>
+              <w:widowControl w:val="0"/>
+              <w:spacing w:line="240" w:lineRule="auto"/>
+              <w:rPr>
+                <w:b w:val="1"/>
+                <w:bCs w:val="1"/>
+                <w:sz w:val="24"/>
+                <w:szCs w:val="24"/>
+              </w:rPr>
+            </w:pPr>
+            <w:r>
+              <w:rPr>
+                <w:b w:val="1"/>
+                <w:bCs w:val="1"/>
+                <w:sz w:val="24"/>
+                <w:szCs w:val="24"/>
+                <w:rtl w:val="0"/>
+              </w:rPr>
+              <w:t xml:space="preserve">CASO DE USO EXPANDIDO - 001</w:t>
+            </w:r>
+          </w:p>
+        </w:tc>
+        <w:tc>
+          <w:tcPr>
+            <w:shd w:fill="999999" w:val="clear"/>
+            <w:tcMar>
+              <w:top w:w="100.0" w:type="dxa"/>
+              <w:left w:w="100.0" w:type="dxa"/>
+              <w:bottom w:w="100.0" w:type="dxa"/>
+              <w:right w:w="100.0" w:type="dxa"/>
+            </w:tcMar>
+            <w:vAlign w:val="top"/>
+          </w:tcPr>
+          <w:p>
+            <w:pPr>
+              <w:widowControl w:val="0"/>
+              <w:spacing w:line="240" w:lineRule="auto"/>
+              <w:rPr>
+                <w:b w:val="1"/>
+                <w:bCs w:val="1"/>
+                <w:sz w:val="24"/>
+                <w:szCs w:val="24"/>
+              </w:rPr>
+            </w:pPr>
+            <w:r>
+              <w:rPr>
+                <w:b w:val="1"/>
+                <w:bCs w:val="1"/>
+                <w:sz w:val="24"/>
+                <w:szCs w:val="24"/>
+                <w:rtl w:val="0"/>
+              </w:rPr>
+              <w:t xml:space="preserve">Calcular Frete Regional e Internacional </w:t>
+            </w:r>
+          </w:p>
+        </w:tc>
+      </w:tr>
+      <w:tr>
+        <w:trPr>
+          <w:cantSplit w:val="0"/>
+          <w:tblHeader w:val="0"/>
+        </w:trPr>
+        <w:tc>
+          <w:tcPr>
+            <w:shd w:fill="999999" w:val="clear"/>
+            <w:tcMar>
+              <w:top w:w="100.0" w:type="dxa"/>
+              <w:left w:w="100.0" w:type="dxa"/>
+              <w:bottom w:w="100.0" w:type="dxa"/>
+              <w:right w:w="100.0" w:type="dxa"/>
+            </w:tcMar>
+            <w:vAlign w:val="top"/>
+          </w:tcPr>
+          <w:p>
+            <w:pPr>
+              <w:widowControl w:val="0"/>
+              <w:spacing w:line="240" w:lineRule="auto"/>
+              <w:rPr>
+                <w:b w:val="1"/>
+                <w:bCs w:val="1"/>
+                <w:sz w:val="24"/>
+                <w:szCs w:val="24"/>
+              </w:rPr>
+            </w:pPr>
+            <w:r>
+              <w:rPr>
+                <w:b w:val="1"/>
+                <w:bCs w:val="1"/>
+                <w:sz w:val="24"/>
+                <w:szCs w:val="24"/>
+                <w:rtl w:val="0"/>
+              </w:rPr>
+              <w:t xml:space="preserve">Ator Principal: </w:t>
+            </w:r>
+          </w:p>
+        </w:tc>
         <w:tc>
           <w:tcPr>
             <w:shd w:fill="auto" w:val="clear"/>
@@ -3576,23 +5302,58 @@
             <w:pPr>
               <w:widowControl w:val="0"/>
               <w:spacing w:line="240" w:lineRule="auto"/>
-              <w:jc w:val="both"/>
-              <w:rPr>
-                <w:b w:val="1"/>
-                <w:bCs w:val="1"/>
-                <w:sz w:val="24"/>
-                <w:szCs w:val="24"/>
-              </w:rPr>
-            </w:pPr>
-            <w:r>
-              <w:rPr>
-                <w:b w:val="1"/>
-                <w:bCs w:val="1"/>
-                <w:sz w:val="24"/>
-                <w:szCs w:val="24"/>
-                <w:rtl w:val="0"/>
-              </w:rPr>
-              <w:t xml:space="preserve">RFN 02.03 -</w:t>
+              <w:rPr>
+                <w:sz w:val="24"/>
+                <w:szCs w:val="24"/>
+              </w:rPr>
+            </w:pPr>
+            <w:r>
+              <w:rPr>
+                <w:sz w:val="24"/>
+                <w:szCs w:val="24"/>
+                <w:rtl w:val="0"/>
+              </w:rPr>
+              <w:t xml:space="preserve">Cliente / Comprador </w:t>
+            </w:r>
+          </w:p>
+        </w:tc>
+      </w:tr>
+      <w:tr>
+        <w:trPr>
+          <w:cantSplit w:val="0"/>
+          <w:tblHeader w:val="0"/>
+        </w:trPr>
+        <w:tc>
+          <w:tcPr>
+            <w:shd w:fill="999999" w:val="clear"/>
+            <w:tcMar>
+              <w:top w:w="100.0" w:type="dxa"/>
+              <w:left w:w="100.0" w:type="dxa"/>
+              <w:bottom w:w="100.0" w:type="dxa"/>
+              <w:right w:w="100.0" w:type="dxa"/>
+            </w:tcMar>
+            <w:vAlign w:val="top"/>
+          </w:tcPr>
+          <w:p>
+            <w:pPr>
+              <w:widowControl w:val="0"/>
+              <w:spacing w:line="240" w:lineRule="auto"/>
+              <w:rPr>
+                <w:b w:val="1"/>
+                <w:bCs w:val="1"/>
+                <w:sz w:val="24"/>
+                <w:szCs w:val="24"/>
+              </w:rPr>
+            </w:pPr>
+            <w:r>
+              <w:rPr>
+                <w:b w:val="1"/>
+                <w:bCs w:val="1"/>
+                <w:sz w:val="24"/>
+                <w:szCs w:val="24"/>
+                <w:rtl w:val="0"/>
+              </w:rPr>
+              <w:t xml:space="preserve">Resumo: </w:t>
             </w:r>
           </w:p>
         </w:tc>
@@ -3613,16 +5374,57 @@
               <w:spacing w:line="240" w:lineRule="auto"/>
               <w:jc w:val="both"/>
               <w:rPr>
-                <w:b w:val="1"/>
-                <w:bCs w:val="1"/>
-                <w:sz w:val="24"/>
-                <w:szCs w:val="24"/>
-              </w:rPr>
-            </w:pPr>
-            <w:r>
-              <w:rPr>
-                <w:rtl w:val="0"/>
-              </w:rPr>
+                <w:sz w:val="24"/>
+                <w:szCs w:val="24"/>
+              </w:rPr>
+            </w:pPr>
+            <w:r>
+              <w:rPr>
+                <w:sz w:val="24"/>
+                <w:szCs w:val="24"/>
+                <w:rtl w:val="0"/>
+              </w:rPr>
+              <w:t xml:space="preserve">O sistema deve permitir a interação com objetos do cenário para coleta de suprimentos (comida, água, ferramentas) e sua adição ao inventário do jogador.</w:t>
+            </w:r>
+          </w:p>
+        </w:tc>
+      </w:tr>
+      <w:tr>
+        <w:trPr>
+          <w:cantSplit w:val="0"/>
+          <w:tblHeader w:val="0"/>
+        </w:trPr>
+        <w:tc>
+          <w:tcPr>
+            <w:shd w:fill="999999" w:val="clear"/>
+            <w:tcMar>
+              <w:top w:w="100.0" w:type="dxa"/>
+              <w:left w:w="100.0" w:type="dxa"/>
+              <w:bottom w:w="100.0" w:type="dxa"/>
+              <w:right w:w="100.0" w:type="dxa"/>
+            </w:tcMar>
+            <w:vAlign w:val="top"/>
+          </w:tcPr>
+          <w:p>
+            <w:pPr>
+              <w:widowControl w:val="0"/>
+              <w:spacing w:line="240" w:lineRule="auto"/>
+              <w:rPr>
+                <w:b w:val="1"/>
+                <w:bCs w:val="1"/>
+                <w:sz w:val="24"/>
+                <w:szCs w:val="24"/>
+              </w:rPr>
+            </w:pPr>
+            <w:r>
+              <w:rPr>
+                <w:b w:val="1"/>
+                <w:bCs w:val="1"/>
+                <w:sz w:val="24"/>
+                <w:szCs w:val="24"/>
+                <w:rtl w:val="0"/>
+              </w:rPr>
+              <w:t xml:space="preserve">Pré-condições: </w:t>
             </w:r>
           </w:p>
         </w:tc>
@@ -3641,18 +5443,58 @@
             <w:pPr>
               <w:widowControl w:val="0"/>
               <w:spacing w:line="240" w:lineRule="auto"/>
-              <w:jc w:val="center"/>
-              <w:rPr>
-                <w:b w:val="1"/>
-                <w:bCs w:val="1"/>
-                <w:sz w:val="24"/>
-                <w:szCs w:val="24"/>
-              </w:rPr>
-            </w:pPr>
-            <w:r>
-              <w:rPr>
-                <w:rtl w:val="0"/>
-              </w:rPr>
+              <w:rPr>
+                <w:sz w:val="24"/>
+                <w:szCs w:val="24"/>
+              </w:rPr>
+            </w:pPr>
+            <w:r>
+              <w:rPr>
+                <w:sz w:val="24"/>
+                <w:szCs w:val="24"/>
+                <w:rtl w:val="0"/>
+              </w:rPr>
+              <w:t xml:space="preserve">pessoa com acesso ao jogo, com email e senha.</w:t>
+            </w:r>
+          </w:p>
+        </w:tc>
+      </w:tr>
+      <w:tr>
+        <w:trPr>
+          <w:cantSplit w:val="0"/>
+          <w:tblHeader w:val="0"/>
+        </w:trPr>
+        <w:tc>
+          <w:tcPr>
+            <w:shd w:fill="999999" w:val="clear"/>
+            <w:tcMar>
+              <w:top w:w="100.0" w:type="dxa"/>
+              <w:left w:w="100.0" w:type="dxa"/>
+              <w:bottom w:w="100.0" w:type="dxa"/>
+              <w:right w:w="100.0" w:type="dxa"/>
+            </w:tcMar>
+            <w:vAlign w:val="top"/>
+          </w:tcPr>
+          <w:p>
+            <w:pPr>
+              <w:widowControl w:val="0"/>
+              <w:spacing w:line="240" w:lineRule="auto"/>
+              <w:rPr>
+                <w:b w:val="1"/>
+                <w:bCs w:val="1"/>
+                <w:sz w:val="24"/>
+                <w:szCs w:val="24"/>
+              </w:rPr>
+            </w:pPr>
+            <w:r>
+              <w:rPr>
+                <w:b w:val="1"/>
+                <w:bCs w:val="1"/>
+                <w:sz w:val="24"/>
+                <w:szCs w:val="24"/>
+                <w:rtl w:val="0"/>
+              </w:rPr>
+              <w:t xml:space="preserve">Pós-condições: </w:t>
             </w:r>
           </w:p>
         </w:tc>
@@ -3671,18 +5513,58 @@
             <w:pPr>
               <w:widowControl w:val="0"/>
               <w:spacing w:line="240" w:lineRule="auto"/>
-              <w:jc w:val="center"/>
-              <w:rPr>
-                <w:b w:val="1"/>
-                <w:bCs w:val="1"/>
-                <w:sz w:val="24"/>
-                <w:szCs w:val="24"/>
-              </w:rPr>
-            </w:pPr>
-            <w:r>
-              <w:rPr>
-                <w:rtl w:val="0"/>
-              </w:rPr>
+              <w:rPr>
+                <w:sz w:val="24"/>
+                <w:szCs w:val="24"/>
+              </w:rPr>
+            </w:pPr>
+            <w:r>
+              <w:rPr>
+                <w:sz w:val="24"/>
+                <w:szCs w:val="24"/>
+                <w:rtl w:val="0"/>
+              </w:rPr>
+              <w:t xml:space="preserve">pessoa maior de idade.</w:t>
+            </w:r>
+          </w:p>
+        </w:tc>
+      </w:tr>
+      <w:tr>
+        <w:trPr>
+          <w:cantSplit w:val="0"/>
+          <w:tblHeader w:val="0"/>
+        </w:trPr>
+        <w:tc>
+          <w:tcPr>
+            <w:shd w:fill="999999" w:val="clear"/>
+            <w:tcMar>
+              <w:top w:w="100.0" w:type="dxa"/>
+              <w:left w:w="100.0" w:type="dxa"/>
+              <w:bottom w:w="100.0" w:type="dxa"/>
+              <w:right w:w="100.0" w:type="dxa"/>
+            </w:tcMar>
+            <w:vAlign w:val="top"/>
+          </w:tcPr>
+          <w:p>
+            <w:pPr>
+              <w:widowControl w:val="0"/>
+              <w:spacing w:line="240" w:lineRule="auto"/>
+              <w:rPr>
+                <w:b w:val="1"/>
+                <w:bCs w:val="1"/>
+                <w:sz w:val="24"/>
+                <w:szCs w:val="24"/>
+              </w:rPr>
+            </w:pPr>
+            <w:r>
+              <w:rPr>
+                <w:b w:val="1"/>
+                <w:bCs w:val="1"/>
+                <w:sz w:val="24"/>
+                <w:szCs w:val="24"/>
+                <w:rtl w:val="0"/>
+              </w:rPr>
+              <w:t xml:space="preserve">Fluxo Principal: </w:t>
             </w:r>
           </w:p>
         </w:tc>
@@ -3701,18 +5583,602 @@
             <w:pPr>
               <w:widowControl w:val="0"/>
               <w:spacing w:line="240" w:lineRule="auto"/>
-              <w:jc w:val="center"/>
-              <w:rPr>
-                <w:b w:val="1"/>
-                <w:bCs w:val="1"/>
-                <w:sz w:val="24"/>
-                <w:szCs w:val="24"/>
-              </w:rPr>
-            </w:pPr>
-            <w:r>
-              <w:rPr>
-                <w:rtl w:val="0"/>
-              </w:rPr>
+              <w:rPr>
+                <w:sz w:val="24"/>
+                <w:szCs w:val="24"/>
+              </w:rPr>
+            </w:pPr>
+            <w:r>
+              <w:rPr>
+                <w:sz w:val="24"/>
+                <w:szCs w:val="24"/>
+                <w:rtl w:val="0"/>
+              </w:rPr>
+              <w:t xml:space="preserve">1.  O usuário deve informar o email para ter acesso</w:t>
+            </w:r>
+          </w:p>
+          <w:p>
+            <w:pPr>
+              <w:widowControl w:val="0"/>
+              <w:spacing w:line="240" w:lineRule="auto"/>
+              <w:rPr>
+                <w:sz w:val="24"/>
+                <w:szCs w:val="24"/>
+              </w:rPr>
+            </w:pPr>
+            <w:r>
+              <w:rPr>
+                <w:rtl w:val="0"/>
+              </w:rPr>
+            </w:r>
+          </w:p>
+          <w:p>
+            <w:pPr>
+              <w:widowControl w:val="0"/>
+              <w:spacing w:line="240" w:lineRule="auto"/>
+              <w:rPr>
+                <w:sz w:val="24"/>
+                <w:szCs w:val="24"/>
+              </w:rPr>
+            </w:pPr>
+            <w:r>
+              <w:rPr>
+                <w:sz w:val="24"/>
+                <w:szCs w:val="24"/>
+                <w:rtl w:val="0"/>
+              </w:rPr>
+              <w:t xml:space="preserve">2. O usuário deve </w:t>
+            </w:r>
+          </w:p>
+          <w:p>
+            <w:pPr>
+              <w:widowControl w:val="0"/>
+              <w:spacing w:line="240" w:lineRule="auto"/>
+              <w:rPr>
+                <w:sz w:val="24"/>
+                <w:szCs w:val="24"/>
+              </w:rPr>
+            </w:pPr>
+            <w:r>
+              <w:rPr>
+                <w:rtl w:val="0"/>
+              </w:rPr>
+            </w:r>
+          </w:p>
+          <w:p>
+            <w:pPr>
+              <w:widowControl w:val="0"/>
+              <w:spacing w:line="240" w:lineRule="auto"/>
+              <w:rPr>
+                <w:sz w:val="24"/>
+                <w:szCs w:val="24"/>
+              </w:rPr>
+            </w:pPr>
+            <w:r>
+              <w:rPr>
+                <w:sz w:val="24"/>
+                <w:szCs w:val="24"/>
+                <w:rtl w:val="0"/>
+              </w:rPr>
+              <w:t xml:space="preserve">3. O sistema verifica a elegibilidade para gratuidade regional ou do programa de fidelidade.</w:t>
+            </w:r>
+          </w:p>
+          <w:p>
+            <w:pPr>
+              <w:widowControl w:val="0"/>
+              <w:spacing w:line="240" w:lineRule="auto"/>
+              <w:rPr>
+                <w:sz w:val="24"/>
+                <w:szCs w:val="24"/>
+              </w:rPr>
+            </w:pPr>
+            <w:r>
+              <w:rPr>
+                <w:rtl w:val="0"/>
+              </w:rPr>
+            </w:r>
+          </w:p>
+          <w:p>
+            <w:pPr>
+              <w:widowControl w:val="0"/>
+              <w:spacing w:line="240" w:lineRule="auto"/>
+              <w:rPr>
+                <w:sz w:val="24"/>
+                <w:szCs w:val="24"/>
+              </w:rPr>
+            </w:pPr>
+            <w:r>
+              <w:rPr>
+                <w:sz w:val="24"/>
+                <w:szCs w:val="24"/>
+                <w:rtl w:val="0"/>
+              </w:rPr>
+              <w:t xml:space="preserve">4. O sistema calcula o valor final do frete em até 1,5 segundos e o exibe no resumo da compra </w:t>
+            </w:r>
+          </w:p>
+        </w:tc>
+      </w:tr>
+      <w:tr>
+        <w:trPr>
+          <w:cantSplit w:val="0"/>
+          <w:tblHeader w:val="0"/>
+        </w:trPr>
+        <w:tc>
+          <w:tcPr>
+            <w:shd w:fill="999999" w:val="clear"/>
+            <w:tcMar>
+              <w:top w:w="100.0" w:type="dxa"/>
+              <w:left w:w="100.0" w:type="dxa"/>
+              <w:bottom w:w="100.0" w:type="dxa"/>
+              <w:right w:w="100.0" w:type="dxa"/>
+            </w:tcMar>
+            <w:vAlign w:val="top"/>
+          </w:tcPr>
+          <w:p>
+            <w:pPr>
+              <w:widowControl w:val="0"/>
+              <w:spacing w:line="240" w:lineRule="auto"/>
+              <w:rPr>
+                <w:b w:val="1"/>
+                <w:bCs w:val="1"/>
+                <w:sz w:val="24"/>
+                <w:szCs w:val="24"/>
+              </w:rPr>
+            </w:pPr>
+            <w:r>
+              <w:rPr>
+                <w:b w:val="1"/>
+                <w:bCs w:val="1"/>
+                <w:sz w:val="24"/>
+                <w:szCs w:val="24"/>
+                <w:rtl w:val="0"/>
+              </w:rPr>
+              <w:t xml:space="preserve">Fluxos Alternativos: </w:t>
+            </w:r>
+          </w:p>
+        </w:tc>
+        <w:tc>
+          <w:tcPr>
+            <w:shd w:fill="auto" w:val="clear"/>
+            <w:tcMar>
+              <w:top w:w="100.0" w:type="dxa"/>
+              <w:left w:w="100.0" w:type="dxa"/>
+              <w:bottom w:w="100.0" w:type="dxa"/>
+              <w:right w:w="100.0" w:type="dxa"/>
+            </w:tcMar>
+            <w:vAlign w:val="top"/>
+          </w:tcPr>
+          <w:p>
+            <w:pPr>
+              <w:widowControl w:val="0"/>
+              <w:spacing w:line="240" w:lineRule="auto"/>
+              <w:rPr>
+                <w:b w:val="1"/>
+                <w:bCs w:val="1"/>
+                <w:sz w:val="24"/>
+                <w:szCs w:val="24"/>
+              </w:rPr>
+            </w:pPr>
+            <w:r>
+              <w:rPr>
+                <w:b w:val="1"/>
+                <w:bCs w:val="1"/>
+                <w:sz w:val="24"/>
+                <w:szCs w:val="24"/>
+                <w:rtl w:val="0"/>
+              </w:rPr>
+              <w:t xml:space="preserve">FA01 - Aplicação de Frete Grátis:</w:t>
+            </w:r>
+          </w:p>
+          <w:p>
+            <w:pPr>
+              <w:widowControl w:val="0"/>
+              <w:spacing w:line="240" w:lineRule="auto"/>
+              <w:rPr>
+                <w:sz w:val="24"/>
+                <w:szCs w:val="24"/>
+              </w:rPr>
+            </w:pPr>
+            <w:r>
+              <w:rPr>
+                <w:rtl w:val="0"/>
+              </w:rPr>
+            </w:r>
+          </w:p>
+          <w:p>
+            <w:pPr>
+              <w:widowControl w:val="0"/>
+              <w:numPr>
+                <w:ilvl w:val="0"/>
+                <w:numId w:val="5"/>
+              </w:numPr>
+              <w:spacing w:line="240" w:lineRule="auto"/>
+              <w:ind w:left="720" w:hanging="360"/>
+              <w:rPr>
+                <w:sz w:val="24"/>
+                <w:szCs w:val="24"/>
+              </w:rPr>
+            </w:pPr>
+            <w:r>
+              <w:rPr>
+                <w:b w:val="1"/>
+                <w:bCs w:val="1"/>
+                <w:sz w:val="24"/>
+                <w:szCs w:val="24"/>
+                <w:rtl w:val="0"/>
+              </w:rPr>
+              <w:t xml:space="preserve">3a.</w:t>
+            </w:r>
+            <w:r>
+              <w:rPr>
+                <w:sz w:val="24"/>
+                <w:szCs w:val="24"/>
+                <w:rtl w:val="0"/>
+              </w:rPr>
+              <w:t xml:space="preserve"> O sistema identifica que o CEP pertence à mesma região metropolitana do CD ou que o cliente é membro ativo do programa de fidelidade. </w:t>
+            </w:r>
+          </w:p>
+          <w:p>
+            <w:pPr>
+              <w:widowControl w:val="0"/>
+              <w:spacing w:line="240" w:lineRule="auto"/>
+              <w:ind w:left="720" w:firstLine="0"/>
+              <w:rPr>
+                <w:sz w:val="24"/>
+                <w:szCs w:val="24"/>
+              </w:rPr>
+            </w:pPr>
+            <w:r>
+              <w:rPr>
+                <w:rtl w:val="0"/>
+              </w:rPr>
+            </w:r>
+          </w:p>
+          <w:p>
+            <w:pPr>
+              <w:widowControl w:val="0"/>
+              <w:numPr>
+                <w:ilvl w:val="0"/>
+                <w:numId w:val="5"/>
+              </w:numPr>
+              <w:spacing w:line="240" w:lineRule="auto"/>
+              <w:ind w:left="720" w:hanging="360"/>
+              <w:rPr>
+                <w:sz w:val="24"/>
+                <w:szCs w:val="24"/>
+              </w:rPr>
+            </w:pPr>
+            <w:r>
+              <w:rPr>
+                <w:b w:val="1"/>
+                <w:bCs w:val="1"/>
+                <w:sz w:val="24"/>
+                <w:szCs w:val="24"/>
+                <w:rtl w:val="0"/>
+              </w:rPr>
+              <w:t xml:space="preserve">3b.</w:t>
+            </w:r>
+            <w:r>
+              <w:rPr>
+                <w:sz w:val="24"/>
+                <w:szCs w:val="24"/>
+                <w:rtl w:val="0"/>
+              </w:rPr>
+              <w:t xml:space="preserve"> O sistema aplica isenção total de frete (R$ 0,00) ao carrinho. </w:t>
+            </w:r>
+          </w:p>
+          <w:p>
+            <w:pPr>
+              <w:widowControl w:val="0"/>
+              <w:spacing w:line="240" w:lineRule="auto"/>
+              <w:rPr>
+                <w:sz w:val="24"/>
+                <w:szCs w:val="24"/>
+              </w:rPr>
+            </w:pPr>
+            <w:r>
+              <w:rPr>
+                <w:rtl w:val="0"/>
+              </w:rPr>
+            </w:r>
+          </w:p>
+        </w:tc>
+      </w:tr>
+      <w:tr>
+        <w:trPr>
+          <w:cantSplit w:val="0"/>
+          <w:tblHeader w:val="0"/>
+        </w:trPr>
+        <w:tc>
+          <w:tcPr>
+            <w:shd w:fill="999999" w:val="clear"/>
+            <w:tcMar>
+              <w:top w:w="100.0" w:type="dxa"/>
+              <w:left w:w="100.0" w:type="dxa"/>
+              <w:bottom w:w="100.0" w:type="dxa"/>
+              <w:right w:w="100.0" w:type="dxa"/>
+            </w:tcMar>
+            <w:vAlign w:val="top"/>
+          </w:tcPr>
+          <w:p>
+            <w:pPr>
+              <w:widowControl w:val="0"/>
+              <w:spacing w:line="240" w:lineRule="auto"/>
+              <w:rPr>
+                <w:b w:val="1"/>
+                <w:bCs w:val="1"/>
+                <w:sz w:val="24"/>
+                <w:szCs w:val="24"/>
+              </w:rPr>
+            </w:pPr>
+            <w:r>
+              <w:rPr>
+                <w:b w:val="1"/>
+                <w:bCs w:val="1"/>
+                <w:sz w:val="24"/>
+                <w:szCs w:val="24"/>
+                <w:rtl w:val="0"/>
+              </w:rPr>
+              <w:t xml:space="preserve">Fluxos de Exceção: </w:t>
+            </w:r>
+          </w:p>
+        </w:tc>
+        <w:tc>
+          <w:tcPr>
+            <w:shd w:fill="auto" w:val="clear"/>
+            <w:tcMar>
+              <w:top w:w="100.0" w:type="dxa"/>
+              <w:left w:w="100.0" w:type="dxa"/>
+              <w:bottom w:w="100.0" w:type="dxa"/>
+              <w:right w:w="100.0" w:type="dxa"/>
+            </w:tcMar>
+            <w:vAlign w:val="top"/>
+          </w:tcPr>
+          <w:p>
+            <w:pPr>
+              <w:widowControl w:val="0"/>
+              <w:spacing w:line="240" w:lineRule="auto"/>
+              <w:rPr>
+                <w:b w:val="1"/>
+                <w:bCs w:val="1"/>
+                <w:sz w:val="24"/>
+                <w:szCs w:val="24"/>
+              </w:rPr>
+            </w:pPr>
+            <w:r>
+              <w:rPr>
+                <w:b w:val="1"/>
+                <w:bCs w:val="1"/>
+                <w:sz w:val="24"/>
+                <w:szCs w:val="24"/>
+                <w:rtl w:val="0"/>
+              </w:rPr>
+              <w:t xml:space="preserve">FE01 - Indisponibilidade na API da Transportadora:</w:t>
+            </w:r>
+          </w:p>
+          <w:p>
+            <w:pPr>
+              <w:widowControl w:val="0"/>
+              <w:spacing w:line="240" w:lineRule="auto"/>
+              <w:rPr>
+                <w:sz w:val="24"/>
+                <w:szCs w:val="24"/>
+              </w:rPr>
+            </w:pPr>
+            <w:r>
+              <w:rPr>
+                <w:rtl w:val="0"/>
+              </w:rPr>
+            </w:r>
+          </w:p>
+          <w:p>
+            <w:pPr>
+              <w:widowControl w:val="0"/>
+              <w:numPr>
+                <w:ilvl w:val="0"/>
+                <w:numId w:val="1"/>
+              </w:numPr>
+              <w:spacing w:line="240" w:lineRule="auto"/>
+              <w:ind w:left="720" w:hanging="360"/>
+              <w:rPr>
+                <w:sz w:val="24"/>
+                <w:szCs w:val="24"/>
+              </w:rPr>
+            </w:pPr>
+            <w:r>
+              <w:rPr>
+                <w:b w:val="1"/>
+                <w:bCs w:val="1"/>
+                <w:sz w:val="24"/>
+                <w:szCs w:val="24"/>
+                <w:rtl w:val="0"/>
+              </w:rPr>
+              <w:t xml:space="preserve">2a.</w:t>
+            </w:r>
+            <w:r>
+              <w:rPr>
+                <w:sz w:val="24"/>
+                <w:szCs w:val="24"/>
+                <w:rtl w:val="0"/>
+              </w:rPr>
+              <w:t xml:space="preserve"> A API de cálculo da transportadora não responde no tempo limite. </w:t>
+            </w:r>
+          </w:p>
+          <w:p>
+            <w:pPr>
+              <w:widowControl w:val="0"/>
+              <w:spacing w:line="240" w:lineRule="auto"/>
+              <w:ind w:left="720" w:firstLine="0"/>
+              <w:rPr>
+                <w:sz w:val="24"/>
+                <w:szCs w:val="24"/>
+              </w:rPr>
+            </w:pPr>
+            <w:r>
+              <w:rPr>
+                <w:rtl w:val="0"/>
+              </w:rPr>
+            </w:r>
+          </w:p>
+          <w:p>
+            <w:pPr>
+              <w:widowControl w:val="0"/>
+              <w:numPr>
+                <w:ilvl w:val="0"/>
+                <w:numId w:val="1"/>
+              </w:numPr>
+              <w:spacing w:line="240" w:lineRule="auto"/>
+              <w:ind w:left="720" w:hanging="360"/>
+              <w:rPr>
+                <w:sz w:val="24"/>
+                <w:szCs w:val="24"/>
+              </w:rPr>
+            </w:pPr>
+            <w:r>
+              <w:rPr>
+                <w:b w:val="1"/>
+                <w:bCs w:val="1"/>
+                <w:sz w:val="24"/>
+                <w:szCs w:val="24"/>
+                <w:rtl w:val="0"/>
+              </w:rPr>
+              <w:t xml:space="preserve">2b.</w:t>
+            </w:r>
+            <w:r>
+              <w:rPr>
+                <w:sz w:val="24"/>
+                <w:szCs w:val="24"/>
+                <w:rtl w:val="0"/>
+              </w:rPr>
+              <w:t xml:space="preserve"> O sistema utiliza a tabela de contingência offline de frete estimado e exibe aviso ao usuário. (Pode ter alteração no valor - Deve ser consultado posteriormente)</w:t>
+            </w:r>
+          </w:p>
+        </w:tc>
+      </w:tr>
+      <w:tr>
+        <w:trPr>
+          <w:cantSplit w:val="0"/>
+          <w:tblHeader w:val="0"/>
+        </w:trPr>
+        <w:tc>
+          <w:tcPr>
+            <w:shd w:fill="999999" w:val="clear"/>
+            <w:tcMar>
+              <w:top w:w="100.0" w:type="dxa"/>
+              <w:left w:w="100.0" w:type="dxa"/>
+              <w:bottom w:w="100.0" w:type="dxa"/>
+              <w:right w:w="100.0" w:type="dxa"/>
+            </w:tcMar>
+            <w:vAlign w:val="top"/>
+          </w:tcPr>
+          <w:p>
+            <w:pPr>
+              <w:widowControl w:val="0"/>
+              <w:spacing w:line="240" w:lineRule="auto"/>
+              <w:rPr>
+                <w:b w:val="1"/>
+                <w:bCs w:val="1"/>
+                <w:sz w:val="24"/>
+                <w:szCs w:val="24"/>
+              </w:rPr>
+            </w:pPr>
+            <w:r>
+              <w:rPr>
+                <w:b w:val="1"/>
+                <w:bCs w:val="1"/>
+                <w:sz w:val="24"/>
+                <w:szCs w:val="24"/>
+                <w:rtl w:val="0"/>
+              </w:rPr>
+              <w:t xml:space="preserve">Relações de Regras de Negócio: </w:t>
+            </w:r>
+          </w:p>
+        </w:tc>
+        <w:tc>
+          <w:tcPr>
+            <w:shd w:fill="auto" w:val="clear"/>
+            <w:tcMar>
+              <w:top w:w="100.0" w:type="dxa"/>
+              <w:left w:w="100.0" w:type="dxa"/>
+              <w:bottom w:w="100.0" w:type="dxa"/>
+              <w:right w:w="100.0" w:type="dxa"/>
+            </w:tcMar>
+            <w:vAlign w:val="top"/>
+          </w:tcPr>
+          <w:p>
+            <w:pPr>
+              <w:widowControl w:val="0"/>
+              <w:numPr>
+                <w:ilvl w:val="0"/>
+                <w:numId w:val="6"/>
+              </w:numPr>
+              <w:spacing w:line="240" w:lineRule="auto"/>
+              <w:ind w:left="720" w:hanging="360"/>
+              <w:rPr>
+                <w:sz w:val="24"/>
+                <w:szCs w:val="24"/>
+              </w:rPr>
+            </w:pPr>
+            <w:r>
+              <w:rPr>
+                <w:b w:val="1"/>
+                <w:bCs w:val="1"/>
+                <w:sz w:val="24"/>
+                <w:szCs w:val="24"/>
+                <w:rtl w:val="0"/>
+              </w:rPr>
+              <w:t xml:space="preserve">RN03</w:t>
+            </w:r>
+            <w:r>
+              <w:rPr>
+                <w:sz w:val="24"/>
+                <w:szCs w:val="24"/>
+                <w:rtl w:val="0"/>
+              </w:rPr>
+              <w:t xml:space="preserve"> A abertura da janela de inventário e renderização dos ícones de itens deve ocorrer em até 100 milissegundos.</w:t>
+            </w:r>
+          </w:p>
+          <w:p>
+            <w:pPr>
+              <w:widowControl w:val="0"/>
+              <w:spacing w:line="240" w:lineRule="auto"/>
+              <w:ind w:left="720" w:firstLine="0"/>
+              <w:rPr>
+                <w:sz w:val="24"/>
+                <w:szCs w:val="24"/>
+              </w:rPr>
+            </w:pPr>
+            <w:r>
+              <w:rPr>
+                <w:rtl w:val="0"/>
+              </w:rPr>
+            </w:r>
+          </w:p>
+          <w:p>
+            <w:pPr>
+              <w:widowControl w:val="0"/>
+              <w:numPr>
+                <w:ilvl w:val="0"/>
+                <w:numId w:val="6"/>
+              </w:numPr>
+              <w:spacing w:line="240" w:lineRule="auto"/>
+              <w:ind w:left="720" w:hanging="360"/>
+              <w:rPr>
+                <w:b w:val="1"/>
+                <w:bCs w:val="1"/>
+                <w:sz w:val="24"/>
+                <w:szCs w:val="24"/>
+              </w:rPr>
+            </w:pPr>
+            <w:r>
+              <w:rPr>
+                <w:b w:val="1"/>
+                <w:bCs w:val="1"/>
+                <w:sz w:val="24"/>
+                <w:szCs w:val="24"/>
+                <w:rtl w:val="0"/>
+              </w:rPr>
+              <w:t xml:space="preserve">RF02 </w:t>
             </w:r>
           </w:p>
         </w:tc>
@@ -3735,22 +6201,10 @@
     </w:p>
     <w:p>
       <w:pPr>
-        <w:spacing w:line="360" w:lineRule="auto"/>
-        <w:jc w:val="both"/>
-        <w:rPr>
-          <w:sz w:val="24"/>
-          <w:szCs w:val="24"/>
-        </w:rPr>
-      </w:pPr>
-      <w:r>
-        <w:rPr>
-          <w:rtl w:val="0"/>
-        </w:rPr>
-      </w:r>
-    </w:p>
-    <w:p>
-      <w:pPr>
-        <w:rPr/>
+        <w:rPr>
+          <w:sz w:val="24"/>
+          <w:szCs w:val="24"/>
+        </w:rPr>
       </w:pPr>
       <w:r>
         <w:rPr>
@@ -3765,6 +6219,21 @@
     </w:sectPr>
   </w:body>
 </w:document>
+</file>
+
+<file path=word/header1.xml><?xml version="1.0" encoding="utf-8"?>
+<w:hdr xmlns:mc="http://schemas.openxmlformats.org/markup-compatibility/2006" xmlns:o="urn:schemas-microsoft-com:office:office" xmlns:r="http://schemas.openxmlformats.org/officeDocument/2006/relationships" xmlns:m="http://schemas.openxmlformats.org/officeDocument/2006/math" xmlns:v="urn:schemas-microsoft-com:vml" xmlns:wp="http://schemas.openxmlformats.org/drawingml/2006/wordprocessingDrawing" xmlns:w10="urn:schemas-microsoft-com:office:word" xmlns:w="http://schemas.openxmlformats.org/wordprocessingml/2006/main" xmlns:wne="http://schemas.microsoft.com/office/word/2006/wordml" xmlns:sl="http://schemas.openxmlformats.org/schemaLibrary/2006/main" xmlns:a="http://schemas.openxmlformats.org/drawingml/2006/main" xmlns:pic="http://schemas.openxmlformats.org/drawingml/2006/picture" xmlns:c="http://schemas.openxmlformats.org/drawingml/2006/chart" xmlns:lc="http://schemas.openxmlformats.org/drawingml/2006/lockedCanvas" xmlns:dgm="http://schemas.openxmlformats.org/drawingml/2006/diagram" xmlns:wps="http://schemas.microsoft.com/office/word/2010/wordprocessingShape" xmlns:wpg="http://schemas.microsoft.com/office/word/2010/wordprocessingGroup" xmlns:w14="http://schemas.microsoft.com/office/word/2010/wordml" xmlns:w15="http://schemas.microsoft.com/office/word/2012/wordml" xmlns:w16="http://schemas.microsoft.com/office/word/2018/wordml" xmlns:w16cex="http://schemas.microsoft.com/office/word/2018/wordml/cex" xmlns:w16cid="http://schemas.microsoft.com/office/word/2016/wordml/cid" xmlns="http://schemas.microsoft.com/office/tasks/2019/documenttasks" xmlns:cr="http://schemas.microsoft.com/office/comments/2020/reactions">
+  <w:p>
+    <w:pPr>
+      <w:rPr/>
+    </w:pPr>
+    <w:r>
+      <w:rPr>
+        <w:rtl w:val="0"/>
+      </w:rPr>
+    </w:r>
+  </w:p>
+</w:hdr>
 </file>
 
 <file path=word/numbering.xml><?xml version="1.0" encoding="utf-8"?>
@@ -3990,6 +6459,336 @@
     </w:lvl>
   </w:abstractNum>
   <w:abstractNum w:abstractNumId="3">
+    <w:lvl w:ilvl="0">
+      <w:start w:val="1"/>
+      <w:numFmt w:val="bullet"/>
+      <w:lvlText w:val="●"/>
+      <w:lvlJc w:val="left"/>
+      <w:pPr>
+        <w:ind w:left="720" w:hanging="360"/>
+      </w:pPr>
+      <w:rPr>
+        <w:u w:val="none"/>
+      </w:rPr>
+    </w:lvl>
+    <w:lvl w:ilvl="1">
+      <w:start w:val="1"/>
+      <w:numFmt w:val="bullet"/>
+      <w:lvlText w:val="○"/>
+      <w:lvlJc w:val="left"/>
+      <w:pPr>
+        <w:ind w:left="1440" w:hanging="360"/>
+      </w:pPr>
+      <w:rPr>
+        <w:u w:val="none"/>
+      </w:rPr>
+    </w:lvl>
+    <w:lvl w:ilvl="2">
+      <w:start w:val="1"/>
+      <w:numFmt w:val="bullet"/>
+      <w:lvlText w:val="■"/>
+      <w:lvlJc w:val="left"/>
+      <w:pPr>
+        <w:ind w:left="2160" w:hanging="360"/>
+      </w:pPr>
+      <w:rPr>
+        <w:u w:val="none"/>
+      </w:rPr>
+    </w:lvl>
+    <w:lvl w:ilvl="3">
+      <w:start w:val="1"/>
+      <w:numFmt w:val="bullet"/>
+      <w:lvlText w:val="●"/>
+      <w:lvlJc w:val="left"/>
+      <w:pPr>
+        <w:ind w:left="2880" w:hanging="360"/>
+      </w:pPr>
+      <w:rPr>
+        <w:u w:val="none"/>
+      </w:rPr>
+    </w:lvl>
+    <w:lvl w:ilvl="4">
+      <w:start w:val="1"/>
+      <w:numFmt w:val="bullet"/>
+      <w:lvlText w:val="○"/>
+      <w:lvlJc w:val="left"/>
+      <w:pPr>
+        <w:ind w:left="3600" w:hanging="360"/>
+      </w:pPr>
+      <w:rPr>
+        <w:u w:val="none"/>
+      </w:rPr>
+    </w:lvl>
+    <w:lvl w:ilvl="5">
+      <w:start w:val="1"/>
+      <w:numFmt w:val="bullet"/>
+      <w:lvlText w:val="■"/>
+      <w:lvlJc w:val="left"/>
+      <w:pPr>
+        <w:ind w:left="4320" w:hanging="360"/>
+      </w:pPr>
+      <w:rPr>
+        <w:u w:val="none"/>
+      </w:rPr>
+    </w:lvl>
+    <w:lvl w:ilvl="6">
+      <w:start w:val="1"/>
+      <w:numFmt w:val="bullet"/>
+      <w:lvlText w:val="●"/>
+      <w:lvlJc w:val="left"/>
+      <w:pPr>
+        <w:ind w:left="5040" w:hanging="360"/>
+      </w:pPr>
+      <w:rPr>
+        <w:u w:val="none"/>
+      </w:rPr>
+    </w:lvl>
+    <w:lvl w:ilvl="7">
+      <w:start w:val="1"/>
+      <w:numFmt w:val="bullet"/>
+      <w:lvlText w:val="○"/>
+      <w:lvlJc w:val="left"/>
+      <w:pPr>
+        <w:ind w:left="5760" w:hanging="360"/>
+      </w:pPr>
+      <w:rPr>
+        <w:u w:val="none"/>
+      </w:rPr>
+    </w:lvl>
+    <w:lvl w:ilvl="8">
+      <w:start w:val="1"/>
+      <w:numFmt w:val="bullet"/>
+      <w:lvlText w:val="■"/>
+      <w:lvlJc w:val="left"/>
+      <w:pPr>
+        <w:ind w:left="6480" w:hanging="360"/>
+      </w:pPr>
+      <w:rPr>
+        <w:u w:val="none"/>
+      </w:rPr>
+    </w:lvl>
+  </w:abstractNum>
+  <w:abstractNum w:abstractNumId="4">
+    <w:lvl w:ilvl="0">
+      <w:start w:val="1"/>
+      <w:numFmt w:val="bullet"/>
+      <w:lvlText w:val="●"/>
+      <w:lvlJc w:val="left"/>
+      <w:pPr>
+        <w:ind w:left="720" w:hanging="360"/>
+      </w:pPr>
+      <w:rPr>
+        <w:u w:val="none"/>
+      </w:rPr>
+    </w:lvl>
+    <w:lvl w:ilvl="1">
+      <w:start w:val="1"/>
+      <w:numFmt w:val="bullet"/>
+      <w:lvlText w:val="○"/>
+      <w:lvlJc w:val="left"/>
+      <w:pPr>
+        <w:ind w:left="1440" w:hanging="360"/>
+      </w:pPr>
+      <w:rPr>
+        <w:u w:val="none"/>
+      </w:rPr>
+    </w:lvl>
+    <w:lvl w:ilvl="2">
+      <w:start w:val="1"/>
+      <w:numFmt w:val="bullet"/>
+      <w:lvlText w:val="■"/>
+      <w:lvlJc w:val="left"/>
+      <w:pPr>
+        <w:ind w:left="2160" w:hanging="360"/>
+      </w:pPr>
+      <w:rPr>
+        <w:u w:val="none"/>
+      </w:rPr>
+    </w:lvl>
+    <w:lvl w:ilvl="3">
+      <w:start w:val="1"/>
+      <w:numFmt w:val="bullet"/>
+      <w:lvlText w:val="●"/>
+      <w:lvlJc w:val="left"/>
+      <w:pPr>
+        <w:ind w:left="2880" w:hanging="360"/>
+      </w:pPr>
+      <w:rPr>
+        <w:u w:val="none"/>
+      </w:rPr>
+    </w:lvl>
+    <w:lvl w:ilvl="4">
+      <w:start w:val="1"/>
+      <w:numFmt w:val="bullet"/>
+      <w:lvlText w:val="○"/>
+      <w:lvlJc w:val="left"/>
+      <w:pPr>
+        <w:ind w:left="3600" w:hanging="360"/>
+      </w:pPr>
+      <w:rPr>
+        <w:u w:val="none"/>
+      </w:rPr>
+    </w:lvl>
+    <w:lvl w:ilvl="5">
+      <w:start w:val="1"/>
+      <w:numFmt w:val="bullet"/>
+      <w:lvlText w:val="■"/>
+      <w:lvlJc w:val="left"/>
+      <w:pPr>
+        <w:ind w:left="4320" w:hanging="360"/>
+      </w:pPr>
+      <w:rPr>
+        <w:u w:val="none"/>
+      </w:rPr>
+    </w:lvl>
+    <w:lvl w:ilvl="6">
+      <w:start w:val="1"/>
+      <w:numFmt w:val="bullet"/>
+      <w:lvlText w:val="●"/>
+      <w:lvlJc w:val="left"/>
+      <w:pPr>
+        <w:ind w:left="5040" w:hanging="360"/>
+      </w:pPr>
+      <w:rPr>
+        <w:u w:val="none"/>
+      </w:rPr>
+    </w:lvl>
+    <w:lvl w:ilvl="7">
+      <w:start w:val="1"/>
+      <w:numFmt w:val="bullet"/>
+      <w:lvlText w:val="○"/>
+      <w:lvlJc w:val="left"/>
+      <w:pPr>
+        <w:ind w:left="5760" w:hanging="360"/>
+      </w:pPr>
+      <w:rPr>
+        <w:u w:val="none"/>
+      </w:rPr>
+    </w:lvl>
+    <w:lvl w:ilvl="8">
+      <w:start w:val="1"/>
+      <w:numFmt w:val="bullet"/>
+      <w:lvlText w:val="■"/>
+      <w:lvlJc w:val="left"/>
+      <w:pPr>
+        <w:ind w:left="6480" w:hanging="360"/>
+      </w:pPr>
+      <w:rPr>
+        <w:u w:val="none"/>
+      </w:rPr>
+    </w:lvl>
+  </w:abstractNum>
+  <w:abstractNum w:abstractNumId="5">
+    <w:lvl w:ilvl="0">
+      <w:start w:val="1"/>
+      <w:numFmt w:val="bullet"/>
+      <w:lvlText w:val="●"/>
+      <w:lvlJc w:val="left"/>
+      <w:pPr>
+        <w:ind w:left="720" w:hanging="360"/>
+      </w:pPr>
+      <w:rPr>
+        <w:u w:val="none"/>
+      </w:rPr>
+    </w:lvl>
+    <w:lvl w:ilvl="1">
+      <w:start w:val="1"/>
+      <w:numFmt w:val="bullet"/>
+      <w:lvlText w:val="○"/>
+      <w:lvlJc w:val="left"/>
+      <w:pPr>
+        <w:ind w:left="1440" w:hanging="360"/>
+      </w:pPr>
+      <w:rPr>
+        <w:u w:val="none"/>
+      </w:rPr>
+    </w:lvl>
+    <w:lvl w:ilvl="2">
+      <w:start w:val="1"/>
+      <w:numFmt w:val="bullet"/>
+      <w:lvlText w:val="■"/>
+      <w:lvlJc w:val="left"/>
+      <w:pPr>
+        <w:ind w:left="2160" w:hanging="360"/>
+      </w:pPr>
+      <w:rPr>
+        <w:u w:val="none"/>
+      </w:rPr>
+    </w:lvl>
+    <w:lvl w:ilvl="3">
+      <w:start w:val="1"/>
+      <w:numFmt w:val="bullet"/>
+      <w:lvlText w:val="●"/>
+      <w:lvlJc w:val="left"/>
+      <w:pPr>
+        <w:ind w:left="2880" w:hanging="360"/>
+      </w:pPr>
+      <w:rPr>
+        <w:u w:val="none"/>
+      </w:rPr>
+    </w:lvl>
+    <w:lvl w:ilvl="4">
+      <w:start w:val="1"/>
+      <w:numFmt w:val="bullet"/>
+      <w:lvlText w:val="○"/>
+      <w:lvlJc w:val="left"/>
+      <w:pPr>
+        <w:ind w:left="3600" w:hanging="360"/>
+      </w:pPr>
+      <w:rPr>
+        <w:u w:val="none"/>
+      </w:rPr>
+    </w:lvl>
+    <w:lvl w:ilvl="5">
+      <w:start w:val="1"/>
+      <w:numFmt w:val="bullet"/>
+      <w:lvlText w:val="■"/>
+      <w:lvlJc w:val="left"/>
+      <w:pPr>
+        <w:ind w:left="4320" w:hanging="360"/>
+      </w:pPr>
+      <w:rPr>
+        <w:u w:val="none"/>
+      </w:rPr>
+    </w:lvl>
+    <w:lvl w:ilvl="6">
+      <w:start w:val="1"/>
+      <w:numFmt w:val="bullet"/>
+      <w:lvlText w:val="●"/>
+      <w:lvlJc w:val="left"/>
+      <w:pPr>
+        <w:ind w:left="5040" w:hanging="360"/>
+      </w:pPr>
+      <w:rPr>
+        <w:u w:val="none"/>
+      </w:rPr>
+    </w:lvl>
+    <w:lvl w:ilvl="7">
+      <w:start w:val="1"/>
+      <w:numFmt w:val="bullet"/>
+      <w:lvlText w:val="○"/>
+      <w:lvlJc w:val="left"/>
+      <w:pPr>
+        <w:ind w:left="5760" w:hanging="360"/>
+      </w:pPr>
+      <w:rPr>
+        <w:u w:val="none"/>
+      </w:rPr>
+    </w:lvl>
+    <w:lvl w:ilvl="8">
+      <w:start w:val="1"/>
+      <w:numFmt w:val="bullet"/>
+      <w:lvlText w:val="■"/>
+      <w:lvlJc w:val="left"/>
+      <w:pPr>
+        <w:ind w:left="6480" w:hanging="360"/>
+      </w:pPr>
+      <w:rPr>
+        <w:u w:val="none"/>
+      </w:rPr>
+    </w:lvl>
+  </w:abstractNum>
+  <w:abstractNum w:abstractNumId="6">
     <w:lvl w:ilvl="0">
       <w:start w:val="1"/>
       <w:numFmt w:val="bullet"/>
@@ -4107,6 +6906,15 @@
   </w:num>
   <w:num w:numId="3">
     <w:abstractNumId w:val="3"/>
+  </w:num>
+  <w:num w:numId="4">
+    <w:abstractNumId w:val="4"/>
+  </w:num>
+  <w:num w:numId="5">
+    <w:abstractNumId w:val="5"/>
+  </w:num>
+  <w:num w:numId="6">
+    <w:abstractNumId w:val="6"/>
   </w:num>
 </w:numbering>
 </file>
@@ -4284,6 +7092,27 @@
     </w:tblPr>
   </w:style>
   <w:style w:type="table" w:styleId="Table2">
+    <w:basedOn w:val="TableNormal"/>
+    <w:tblPr>
+      <w:tblStyleRowBandSize w:val="1"/>
+      <w:tblStyleColBandSize w:val="1"/>
+    </w:tblPr>
+  </w:style>
+  <w:style w:type="table" w:styleId="Table3">
+    <w:basedOn w:val="TableNormal"/>
+    <w:tblPr>
+      <w:tblStyleRowBandSize w:val="1"/>
+      <w:tblStyleColBandSize w:val="1"/>
+    </w:tblPr>
+  </w:style>
+  <w:style w:type="table" w:styleId="Table4">
+    <w:basedOn w:val="TableNormal"/>
+    <w:tblPr>
+      <w:tblStyleRowBandSize w:val="1"/>
+      <w:tblStyleColBandSize w:val="1"/>
+    </w:tblPr>
+  </w:style>
+  <w:style w:type="table" w:styleId="Table5">
     <w:basedOn w:val="TableNormal"/>
     <w:tblPr>
       <w:tblStyleRowBandSize w:val="1"/>
